--- a/benjamin-roedell-resume.docx
+++ b/benjamin-roedell-resume.docx
@@ -27,7 +27,7 @@
           <w:color w:val="1C1F24"/>
           <w:sz w:val="24"/>
         </w:rPr>
-        <w:t>Solution Architect</w:t>
+        <w:t>Software Architect and Engineer</w:t>
       </w:r>
     </w:p>
     <w:p>
@@ -57,7 +57,7 @@
             <w:color w:val="1F4B6E"/>
             <w:u w:val="single"/>
           </w:rPr>
-          <w:t xml:space="preserve">LinkedIn</w:t>
+          <w:t xml:space="preserve">benrobot.github.io</w:t>
         </w:r>
       </w:hyperlink>
       <w:r>
@@ -78,7 +78,7 @@
             <w:color w:val="1F4B6E"/>
             <w:u w:val="single"/>
           </w:rPr>
-          <w:t xml:space="preserve">GitHub</w:t>
+          <w:t xml:space="preserve">linkedin.com/in/benjaminroedell</w:t>
         </w:r>
       </w:hyperlink>
       <w:r>
@@ -99,7 +99,7 @@
             <w:color w:val="1F4B6E"/>
             <w:u w:val="single"/>
           </w:rPr>
-          <w:t xml:space="preserve">GitHub summary</w:t>
+          <w:t xml:space="preserve">github.com/benrobot</w:t>
         </w:r>
       </w:hyperlink>
       <w:r>
@@ -120,34 +120,13 @@
             <w:color w:val="1F4B6E"/>
             <w:u w:val="single"/>
           </w:rPr>
-          <w:t xml:space="preserve">StackOverflow</w:t>
-        </w:r>
-      </w:hyperlink>
-      <w:r>
-        <w:rPr>
-          <w:rFonts w:ascii="Calibri" w:hAnsi="Calibri" w:cs="Calibri"/>
-          <w:b w:val="0"/>
-          <w:color w:val="1C1F24"/>
-          <w:sz w:val="20"/>
-        </w:rPr>
-        <w:t xml:space="preserve">   </w:t>
-      </w:r>
-      <w:hyperlink r:id="rId13">
-        <w:r>
-          <w:rPr>
-            <w:rFonts w:ascii="Calibri" w:hAnsi="Calibri" w:cs="Calibri"/>
-            <w:sz w:val="20"/>
-            <w:szCs w:val="20"/>
-            <w:color w:val="1F4B6E"/>
-            <w:u w:val="single"/>
-          </w:rPr>
-          <w:t xml:space="preserve">@BenjaminRoedell</w:t>
+          <w:t xml:space="preserve">stackoverflow.com/users/3166133</w:t>
         </w:r>
       </w:hyperlink>
     </w:p>
     <w:p>
       <w:pPr>
-        <w:spacing w:before="240" w:after="40" w:line="240" w:lineRule="auto"/>
+        <w:spacing w:before="160" w:after="20" w:line="240" w:lineRule="auto"/>
         <w:pBdr>
           <w:bottom w:val="single" w:sz="8" w:space="1" w:color="1C1F24"/>
         </w:pBdr>
@@ -192,7 +171,118 @@
     </w:p>
     <w:p>
       <w:pPr>
-        <w:spacing w:before="240" w:after="40" w:line="240" w:lineRule="auto"/>
+        <w:spacing w:before="0" w:after="40" w:line="240" w:lineRule="auto"/>
+      </w:pPr>
+      <w:r>
+        <w:rPr>
+          <w:rFonts w:ascii="Calibri" w:hAnsi="Calibri" w:cs="Calibri"/>
+          <w:b w:val="0"/>
+          <w:color w:val="1C1F24"/>
+          <w:sz w:val="22"/>
+        </w:rPr>
+        <w:t>Native English and Spanish speaker.</w:t>
+      </w:r>
+    </w:p>
+    <w:p>
+      <w:pPr>
+        <w:spacing w:before="0" w:after="40" w:line="240" w:lineRule="auto"/>
+      </w:pPr>
+      <w:r>
+        <w:rPr>
+          <w:rFonts w:ascii="Calibri" w:hAnsi="Calibri" w:cs="Calibri"/>
+          <w:b w:val="0"/>
+          <w:color w:val="1C1F24"/>
+          <w:sz w:val="22"/>
+        </w:rPr>
+        <w:t>Developed and performed training in automated testing for over 100 developers.</w:t>
+      </w:r>
+    </w:p>
+    <w:p>
+      <w:pPr>
+        <w:spacing w:before="0" w:after="40" w:line="240" w:lineRule="auto"/>
+      </w:pPr>
+      <w:r>
+        <w:rPr>
+          <w:rFonts w:ascii="Calibri" w:hAnsi="Calibri" w:cs="Calibri"/>
+          <w:b w:val="0"/>
+          <w:color w:val="1C1F24"/>
+          <w:sz w:val="22"/>
+        </w:rPr>
+        <w:t>Fixed vulnerabilities such as unauthenticated access and SQL injection, applying skills from security training.</w:t>
+      </w:r>
+    </w:p>
+    <w:p>
+      <w:pPr>
+        <w:spacing w:before="160" w:after="20" w:line="240" w:lineRule="auto"/>
+        <w:pBdr>
+          <w:bottom w:val="single" w:sz="8" w:space="1" w:color="1C1F24"/>
+        </w:pBdr>
+      </w:pPr>
+      <w:r>
+        <w:rPr>
+          <w:rFonts w:ascii="Calibri" w:hAnsi="Calibri" w:cs="Calibri"/>
+          <w:b/>
+          <w:color w:val="1C1F24"/>
+          <w:sz w:val="22"/>
+        </w:rPr>
+        <w:t>CERTIFICATIONS</w:t>
+      </w:r>
+    </w:p>
+    <w:p>
+      <w:pPr>
+        <w:spacing w:before="20" w:after="20" w:line="240" w:lineRule="auto"/>
+      </w:pPr>
+      <w:hyperlink r:id="rId13">
+        <w:r>
+          <w:rPr>
+            <w:rFonts w:ascii="Calibri" w:hAnsi="Calibri" w:cs="Calibri"/>
+            <w:sz w:val="22"/>
+            <w:szCs w:val="22"/>
+            <w:color w:val="1F4B6E"/>
+            <w:u w:val="single"/>
+          </w:rPr>
+          <w:t xml:space="preserve">DEV541: SANS Secure Coding in Java/JEE: Developing Defensible Applications</w:t>
+        </w:r>
+      </w:hyperlink>
+      <w:r>
+        <w:rPr>
+          <w:rFonts w:ascii="Calibri" w:hAnsi="Calibri" w:cs="Calibri"/>
+          <w:b w:val="0"/>
+          <w:color w:val="1C1F24"/>
+          <w:sz w:val="21"/>
+        </w:rPr>
+        <w:t xml:space="preserve">  April 2019 (certified August 2019)</w:t>
+      </w:r>
+    </w:p>
+    <w:p>
+      <w:pPr>
+        <w:spacing w:before="20" w:after="20" w:line="240" w:lineRule="auto"/>
+      </w:pPr>
+      <w:hyperlink r:id="rId14">
+        <w:r>
+          <w:rPr>
+            <w:rFonts w:ascii="Calibri" w:hAnsi="Calibri" w:cs="Calibri"/>
+            <w:sz w:val="22"/>
+            <w:szCs w:val="22"/>
+            <w:color w:val="1F4B6E"/>
+            <w:u w:val="single"/>
+          </w:rPr>
+          <w:t xml:space="preserve">DEV544: SANS Secure Coding in .NET: Developing Defensible Applications</w:t>
+        </w:r>
+      </w:hyperlink>
+      <w:r>
+        <w:rPr>
+          <w:rFonts w:ascii="Calibri" w:hAnsi="Calibri" w:cs="Calibri"/>
+          <w:b w:val="0"/>
+          <w:color w:val="1C1F24"/>
+          <w:sz w:val="21"/>
+        </w:rPr>
+        <w:t xml:space="preserve">  April 2018 (certified August 2018)</w:t>
+      </w:r>
+    </w:p>
+    <w:p>
+      <w:pPr>
+        <w:spacing w:before="160" w:after="20" w:line="240" w:lineRule="auto"/>
         <w:pBdr>
           <w:bottom w:val="single" w:sz="8" w:space="1" w:color="1C1F24"/>
         </w:pBdr>
@@ -223,7 +313,7 @@
     </w:p>
     <w:p>
       <w:pPr>
-        <w:spacing w:before="240" w:after="40" w:line="240" w:lineRule="auto"/>
+        <w:spacing w:before="160" w:after="20" w:line="240" w:lineRule="auto"/>
         <w:pBdr>
           <w:bottom w:val="single" w:sz="8" w:space="1" w:color="1C1F24"/>
         </w:pBdr>
@@ -238,69 +328,39 @@
         <w:t>WORK EXPERIENCE</w:t>
       </w:r>
     </w:p>
-    <w:tbl>
-      <w:tblPr>
-        <w:tblW w:type="auto" w:w="0"/>
-        <w:tblLayout w:type="fixed"/>
-        <w:tblLook w:firstColumn="1" w:firstRow="1" w:lastColumn="0" w:lastRow="0" w:noHBand="0" w:noVBand="1" w:val="04A0"/>
-        <w:tblBorders>
-          <w:top w:val="nil"/>
-          <w:left w:val="nil"/>
-          <w:bottom w:val="nil"/>
-          <w:right w:val="nil"/>
-          <w:insideH w:val="nil"/>
-          <w:insideV w:val="nil"/>
-        </w:tblBorders>
-      </w:tblPr>
-      <w:tblGrid>
-        <w:gridCol w:w="5112"/>
-        <w:gridCol w:w="5112"/>
-      </w:tblGrid>
-      <w:tr>
-        <w:tc>
-          <w:tcPr>
-            <w:tcW w:type="dxa" w:w="7704"/>
-          </w:tcPr>
-          <w:p>
-            <w:pPr>
-              <w:spacing w:before="0" w:after="0" w:line="240" w:lineRule="auto"/>
-            </w:pPr>
-            <w:r>
-              <w:rPr>
-                <w:rFonts w:ascii="Calibri" w:hAnsi="Calibri" w:cs="Calibri"/>
-                <w:b/>
-                <w:color w:val="1C1F24"/>
-                <w:sz w:val="22"/>
-              </w:rPr>
-              <w:t>Solution Architect</w:t>
-            </w:r>
-          </w:p>
-        </w:tc>
-        <w:tc>
-          <w:tcPr>
-            <w:tcW w:type="dxa" w:w="2520"/>
-          </w:tcPr>
-          <w:p>
-            <w:pPr>
-              <w:spacing w:before="0" w:after="0" w:line="240" w:lineRule="auto"/>
-              <w:jc w:val="right"/>
-            </w:pPr>
-            <w:r>
-              <w:rPr>
-                <w:rFonts w:ascii="Calibri" w:hAnsi="Calibri" w:cs="Calibri"/>
-                <w:b w:val="0"/>
-                <w:color w:val="1C1F24"/>
-                <w:sz w:val="22"/>
-              </w:rPr>
-              <w:t>Sep 2023 – Present</w:t>
-            </w:r>
-          </w:p>
-        </w:tc>
-      </w:tr>
-    </w:tbl>
     <w:p>
       <w:pPr>
-        <w:spacing w:before="0" w:after="40" w:line="240" w:lineRule="auto"/>
+        <w:tabs>
+          <w:tab w:pos="10368" w:val="right"/>
+        </w:tabs>
+        <w:spacing w:before="60" w:after="0" w:line="240" w:lineRule="auto"/>
+      </w:pPr>
+      <w:r>
+        <w:rPr>
+          <w:rFonts w:ascii="Calibri" w:hAnsi="Calibri" w:cs="Calibri"/>
+          <w:b/>
+          <w:color w:val="1C1F24"/>
+          <w:sz w:val="22"/>
+        </w:rPr>
+        <w:t>Solution Architect, Mad Mobile, Tampa, FL</w:t>
+      </w:r>
+      <w:r>
+        <w:rPr>
+          <w:rFonts w:ascii="Calibri" w:hAnsi="Calibri" w:cs="Calibri"/>
+          <w:b w:val="0"/>
+          <w:color w:val="1C1F24"/>
+          <w:sz w:val="22"/>
+        </w:rPr>
+        <w:tab/>
+        <w:t>Sep 2023 – Present</w:t>
+      </w:r>
+    </w:p>
+    <w:p>
+      <w:pPr>
+        <w:tabs>
+          <w:tab w:pos="10368" w:val="right"/>
+        </w:tabs>
+        <w:spacing w:before="0" w:after="0" w:line="240" w:lineRule="auto"/>
       </w:pPr>
       <w:r>
         <w:rPr>
@@ -309,14 +369,160 @@
           <w:color w:val="1C1F24"/>
           <w:sz w:val="21"/>
         </w:rPr>
-        <w:t>Mad Mobile, Tampa, FL · Restaurant and Retail Software</w:t>
+        <w:t>Restaurant and Retail Software</w:t>
       </w:r>
     </w:p>
     <w:p>
       <w:pPr>
         <w:pStyle w:val="ListBullet"/>
-        <w:spacing w:before="0" w:after="20" w:line="240" w:lineRule="auto"/>
+        <w:spacing w:before="0" w:after="0" w:line="240" w:lineRule="auto"/>
       </w:pPr>
+      <w:r>
+        <w:rPr>
+          <w:rFonts w:ascii="Calibri" w:hAnsi="Calibri" w:cs="Calibri"/>
+          <w:b w:val="0"/>
+          <w:color w:val="1C1F24"/>
+          <w:sz w:val="21"/>
+        </w:rPr>
+        <w:t>Standardize build automation, Snyk security testing, unit and integration tests, code review, release versioning, and deployment automation across old and new applications</w:t>
+      </w:r>
+    </w:p>
+    <w:p>
+      <w:pPr>
+        <w:pStyle w:val="ListBullet"/>
+        <w:spacing w:before="0" w:after="0" w:line="240" w:lineRule="auto"/>
+      </w:pPr>
+      <w:r>
+        <w:rPr>
+          <w:rFonts w:ascii="Calibri" w:hAnsi="Calibri" w:cs="Calibri"/>
+          <w:b w:val="0"/>
+          <w:color w:val="1C1F24"/>
+          <w:sz w:val="21"/>
+        </w:rPr>
+        <w:t>Rewrite ShopCPQ in NestJS, replacing MongoDB queues with RabbitMQ and in-memory timers with Kubernetes jobs</w:t>
+      </w:r>
+    </w:p>
+    <w:p>
+      <w:pPr>
+        <w:pStyle w:val="ListBullet"/>
+        <w:spacing w:before="0" w:after="0" w:line="240" w:lineRule="auto"/>
+      </w:pPr>
+      <w:r>
+        <w:rPr>
+          <w:rFonts w:ascii="Calibri" w:hAnsi="Calibri" w:cs="Calibri"/>
+          <w:b w:val="0"/>
+          <w:color w:val="1C1F24"/>
+          <w:sz w:val="21"/>
+        </w:rPr>
+        <w:t>Make JSDoc type safety and unit test coverage standard for JSRunner implementation repositories</w:t>
+      </w:r>
+    </w:p>
+    <w:p>
+      <w:pPr>
+        <w:pStyle w:val="ListBullet"/>
+        <w:spacing w:before="0" w:after="0" w:line="240" w:lineRule="auto"/>
+      </w:pPr>
+      <w:r>
+        <w:rPr>
+          <w:rFonts w:ascii="Calibri" w:hAnsi="Calibri" w:cs="Calibri"/>
+          <w:b w:val="0"/>
+          <w:color w:val="1C1F24"/>
+          <w:sz w:val="21"/>
+        </w:rPr>
+        <w:t>Guide integration choices across n8n, Prismatic, and NestJS while supporting retail customers such as Knitwell Group and West Marine</w:t>
+      </w:r>
+    </w:p>
+    <w:p>
+      <w:pPr>
+        <w:pStyle w:val="ListBullet"/>
+        <w:spacing w:before="0" w:after="0" w:line="240" w:lineRule="auto"/>
+      </w:pPr>
+      <w:r>
+        <w:rPr>
+          <w:rFonts w:ascii="Calibri" w:hAnsi="Calibri" w:cs="Calibri"/>
+          <w:b w:val="0"/>
+          <w:color w:val="1C1F24"/>
+          <w:sz w:val="21"/>
+        </w:rPr>
+        <w:t>Carry OAuth research for Concierge through to an implementation decision, and steer Concierge toward faster client integration, including Concierge AI</w:t>
+      </w:r>
+    </w:p>
+    <w:p>
+      <w:pPr>
+        <w:pStyle w:val="ListBullet"/>
+        <w:spacing w:before="0" w:after="0" w:line="240" w:lineRule="auto"/>
+      </w:pPr>
+      <w:r>
+        <w:rPr>
+          <w:rFonts w:ascii="Calibri" w:hAnsi="Calibri" w:cs="Calibri"/>
+          <w:b w:val="0"/>
+          <w:color w:val="1C1F24"/>
+          <w:sz w:val="21"/>
+        </w:rPr>
+        <w:t>Move Neo toward reproducible builds and deployments</w:t>
+      </w:r>
+    </w:p>
+    <w:p>
+      <w:pPr>
+        <w:pStyle w:val="ListBullet"/>
+        <w:spacing w:before="0" w:after="0" w:line="240" w:lineRule="auto"/>
+      </w:pPr>
+      <w:r>
+        <w:rPr>
+          <w:rFonts w:ascii="Calibri" w:hAnsi="Calibri" w:cs="Calibri"/>
+          <w:b w:val="0"/>
+          <w:color w:val="1C1F24"/>
+          <w:sz w:val="21"/>
+        </w:rPr>
+        <w:t>Partner with the Cloud team on production ownership, with a clear split between prod and non-prod and explicit access controls</w:t>
+      </w:r>
+    </w:p>
+    <w:p>
+      <w:pPr>
+        <w:pStyle w:val="ListBullet"/>
+        <w:spacing w:before="0" w:after="0" w:line="240" w:lineRule="auto"/>
+      </w:pPr>
+      <w:r>
+        <w:rPr>
+          <w:rFonts w:ascii="Calibri" w:hAnsi="Calibri" w:cs="Calibri"/>
+          <w:b w:val="0"/>
+          <w:color w:val="1C1F24"/>
+          <w:sz w:val="21"/>
+        </w:rPr>
+        <w:t>Support Multi-Location Reporting, Enterprise Solutions, and products including CAKE, MenuPad, and Concierge</w:t>
+      </w:r>
+    </w:p>
+    <w:p>
+      <w:pPr>
+        <w:pStyle w:val="ListBullet"/>
+        <w:spacing w:before="0" w:after="0" w:line="240" w:lineRule="auto"/>
+      </w:pPr>
+      <w:r>
+        <w:rPr>
+          <w:rFonts w:ascii="Calibri" w:hAnsi="Calibri" w:cs="Calibri"/>
+          <w:b w:val="0"/>
+          <w:color w:val="1C1F24"/>
+          <w:sz w:val="21"/>
+        </w:rPr>
+        <w:t>Mentor retail engineers and advocate for simple, maintainable architecture in design decisions</w:t>
+      </w:r>
+    </w:p>
+    <w:p>
+      <w:pPr>
+        <w:tabs>
+          <w:tab w:pos="10368" w:val="right"/>
+        </w:tabs>
+        <w:spacing w:before="60" w:after="0" w:line="240" w:lineRule="auto"/>
+      </w:pPr>
+      <w:r>
+        <w:rPr>
+          <w:rFonts w:ascii="Calibri" w:hAnsi="Calibri" w:cs="Calibri"/>
+          <w:b/>
+          <w:color w:val="1C1F24"/>
+          <w:sz w:val="22"/>
+        </w:rPr>
+        <w:t>Senior Software Developer (Contractor)</w:t>
+      </w:r>
       <w:r>
         <w:rPr>
           <w:rFonts w:ascii="Calibri" w:hAnsi="Calibri" w:cs="Calibri"/>
@@ -324,192 +530,16 @@
           <w:color w:val="1C1F24"/>
           <w:sz w:val="22"/>
         </w:rPr>
-        <w:t>Standardize build automation, Snyk security testing, unit and integration tests, code review, release versioning, and deployment automation across old and new applications</w:t>
+        <w:tab/>
+        <w:t>Jan 2019 – Present (part-time since Aug 2023)</w:t>
       </w:r>
     </w:p>
     <w:p>
       <w:pPr>
-        <w:pStyle w:val="ListBullet"/>
-        <w:spacing w:before="0" w:after="20" w:line="240" w:lineRule="auto"/>
-      </w:pPr>
-      <w:r>
-        <w:rPr>
-          <w:rFonts w:ascii="Calibri" w:hAnsi="Calibri" w:cs="Calibri"/>
-          <w:b w:val="0"/>
-          <w:color w:val="1C1F24"/>
-          <w:sz w:val="22"/>
-        </w:rPr>
-        <w:t>Rewrite ShopCPQ in NestJS, replacing MongoDB queues with RabbitMQ and in-memory timers with Kubernetes jobs</w:t>
-      </w:r>
-    </w:p>
-    <w:p>
-      <w:pPr>
-        <w:pStyle w:val="ListBullet"/>
-        <w:spacing w:before="0" w:after="20" w:line="240" w:lineRule="auto"/>
-      </w:pPr>
-      <w:r>
-        <w:rPr>
-          <w:rFonts w:ascii="Calibri" w:hAnsi="Calibri" w:cs="Calibri"/>
-          <w:b w:val="0"/>
-          <w:color w:val="1C1F24"/>
-          <w:sz w:val="22"/>
-        </w:rPr>
-        <w:t>Make JSDoc type safety and unit test coverage standard for JSRunner implementation repositories</w:t>
-      </w:r>
-    </w:p>
-    <w:p>
-      <w:pPr>
-        <w:pStyle w:val="ListBullet"/>
-        <w:spacing w:before="0" w:after="20" w:line="240" w:lineRule="auto"/>
-      </w:pPr>
-      <w:r>
-        <w:rPr>
-          <w:rFonts w:ascii="Calibri" w:hAnsi="Calibri" w:cs="Calibri"/>
-          <w:b w:val="0"/>
-          <w:color w:val="1C1F24"/>
-          <w:sz w:val="22"/>
-        </w:rPr>
-        <w:t>Guide integration choices across n8n, Prismatic, and NestJS while supporting retail customers such as Knitwell Group and West Marine</w:t>
-      </w:r>
-    </w:p>
-    <w:p>
-      <w:pPr>
-        <w:pStyle w:val="ListBullet"/>
-        <w:spacing w:before="0" w:after="20" w:line="240" w:lineRule="auto"/>
-      </w:pPr>
-      <w:r>
-        <w:rPr>
-          <w:rFonts w:ascii="Calibri" w:hAnsi="Calibri" w:cs="Calibri"/>
-          <w:b w:val="0"/>
-          <w:color w:val="1C1F24"/>
-          <w:sz w:val="22"/>
-        </w:rPr>
-        <w:t>Carry OAuth research for Concierge through to an implementation decision, and steer Concierge toward faster client integration, including Concierge AI</w:t>
-      </w:r>
-    </w:p>
-    <w:p>
-      <w:pPr>
-        <w:pStyle w:val="ListBullet"/>
-        <w:spacing w:before="0" w:after="20" w:line="240" w:lineRule="auto"/>
-      </w:pPr>
-      <w:r>
-        <w:rPr>
-          <w:rFonts w:ascii="Calibri" w:hAnsi="Calibri" w:cs="Calibri"/>
-          <w:b w:val="0"/>
-          <w:color w:val="1C1F24"/>
-          <w:sz w:val="22"/>
-        </w:rPr>
-        <w:t>Move Neo toward reproducible builds and deployments</w:t>
-      </w:r>
-    </w:p>
-    <w:p>
-      <w:pPr>
-        <w:pStyle w:val="ListBullet"/>
-        <w:spacing w:before="0" w:after="20" w:line="240" w:lineRule="auto"/>
-      </w:pPr>
-      <w:r>
-        <w:rPr>
-          <w:rFonts w:ascii="Calibri" w:hAnsi="Calibri" w:cs="Calibri"/>
-          <w:b w:val="0"/>
-          <w:color w:val="1C1F24"/>
-          <w:sz w:val="22"/>
-        </w:rPr>
-        <w:t>Partner with the Cloud team on production ownership, with a clear split between prod and non-prod and explicit access controls</w:t>
-      </w:r>
-    </w:p>
-    <w:p>
-      <w:pPr>
-        <w:pStyle w:val="ListBullet"/>
-        <w:spacing w:before="0" w:after="20" w:line="240" w:lineRule="auto"/>
-      </w:pPr>
-      <w:r>
-        <w:rPr>
-          <w:rFonts w:ascii="Calibri" w:hAnsi="Calibri" w:cs="Calibri"/>
-          <w:b w:val="0"/>
-          <w:color w:val="1C1F24"/>
-          <w:sz w:val="22"/>
-        </w:rPr>
-        <w:t>Support Multi-Location Reporting, Enterprise Solutions, and products including CAKE, MenuPad, and Concierge</w:t>
-      </w:r>
-    </w:p>
-    <w:p>
-      <w:pPr>
-        <w:pStyle w:val="ListBullet"/>
-        <w:spacing w:before="0" w:after="20" w:line="240" w:lineRule="auto"/>
-      </w:pPr>
-      <w:r>
-        <w:rPr>
-          <w:rFonts w:ascii="Calibri" w:hAnsi="Calibri" w:cs="Calibri"/>
-          <w:b w:val="0"/>
-          <w:color w:val="1C1F24"/>
-          <w:sz w:val="22"/>
-        </w:rPr>
-        <w:t>Mentor retail engineers and advocate for simple, maintainable architecture in design decisions</w:t>
-      </w:r>
-    </w:p>
-    <w:tbl>
-      <w:tblPr>
-        <w:tblW w:type="auto" w:w="0"/>
-        <w:tblLayout w:type="fixed"/>
-        <w:tblLook w:firstColumn="1" w:firstRow="1" w:lastColumn="0" w:lastRow="0" w:noHBand="0" w:noVBand="1" w:val="04A0"/>
-        <w:tblBorders>
-          <w:top w:val="nil"/>
-          <w:left w:val="nil"/>
-          <w:bottom w:val="nil"/>
-          <w:right w:val="nil"/>
-          <w:insideH w:val="nil"/>
-          <w:insideV w:val="nil"/>
-        </w:tblBorders>
-      </w:tblPr>
-      <w:tblGrid>
-        <w:gridCol w:w="5112"/>
-        <w:gridCol w:w="5112"/>
-      </w:tblGrid>
-      <w:tr>
-        <w:tc>
-          <w:tcPr>
-            <w:tcW w:type="dxa" w:w="7704"/>
-          </w:tcPr>
-          <w:p>
-            <w:pPr>
-              <w:spacing w:before="0" w:after="0" w:line="240" w:lineRule="auto"/>
-            </w:pPr>
-            <w:r>
-              <w:rPr>
-                <w:rFonts w:ascii="Calibri" w:hAnsi="Calibri" w:cs="Calibri"/>
-                <w:b/>
-                <w:color w:val="1C1F24"/>
-                <w:sz w:val="22"/>
-              </w:rPr>
-              <w:t>Senior Software Developer (Contractor)</w:t>
-            </w:r>
-          </w:p>
-        </w:tc>
-        <w:tc>
-          <w:tcPr>
-            <w:tcW w:type="dxa" w:w="2520"/>
-          </w:tcPr>
-          <w:p>
-            <w:pPr>
-              <w:spacing w:before="0" w:after="0" w:line="240" w:lineRule="auto"/>
-              <w:jc w:val="right"/>
-            </w:pPr>
-            <w:r>
-              <w:rPr>
-                <w:rFonts w:ascii="Calibri" w:hAnsi="Calibri" w:cs="Calibri"/>
-                <w:b w:val="0"/>
-                <w:color w:val="1C1F24"/>
-                <w:sz w:val="22"/>
-              </w:rPr>
-              <w:t>Jan 2019 – Present (part-time since Aug 2023)</w:t>
-            </w:r>
-          </w:p>
-        </w:tc>
-      </w:tr>
-    </w:tbl>
-    <w:p>
-      <w:pPr>
-        <w:spacing w:before="0" w:after="40" w:line="240" w:lineRule="auto"/>
+        <w:tabs>
+          <w:tab w:pos="10368" w:val="right"/>
+        </w:tabs>
+        <w:spacing w:before="0" w:after="0" w:line="240" w:lineRule="auto"/>
       </w:pPr>
       <w:r>
         <w:rPr>
@@ -524,231 +554,7 @@
     <w:p>
       <w:pPr>
         <w:pStyle w:val="ListBullet"/>
-        <w:spacing w:before="0" w:after="20" w:line="240" w:lineRule="auto"/>
-      </w:pPr>
-      <w:r>
-        <w:rPr>
-          <w:rFonts w:ascii="Calibri" w:hAnsi="Calibri" w:cs="Calibri"/>
-          <w:b w:val="0"/>
-          <w:color w:val="1C1F24"/>
-          <w:sz w:val="22"/>
-        </w:rPr>
-        <w:t>Design automatic API documentation from unit test execution</w:t>
-      </w:r>
-    </w:p>
-    <w:p>
-      <w:pPr>
-        <w:pStyle w:val="ListBullet"/>
-        <w:spacing w:before="0" w:after="20" w:line="240" w:lineRule="auto"/>
-      </w:pPr>
-      <w:r>
-        <w:rPr>
-          <w:rFonts w:ascii="Calibri" w:hAnsi="Calibri" w:cs="Calibri"/>
-          <w:b w:val="0"/>
-          <w:color w:val="1C1F24"/>
-          <w:sz w:val="22"/>
-        </w:rPr>
-        <w:t>Create SAML Identify Provider on existing authentication system</w:t>
-      </w:r>
-    </w:p>
-    <w:p>
-      <w:pPr>
-        <w:pStyle w:val="ListBullet"/>
-        <w:spacing w:before="0" w:after="20" w:line="240" w:lineRule="auto"/>
-      </w:pPr>
-      <w:r>
-        <w:rPr>
-          <w:rFonts w:ascii="Calibri" w:hAnsi="Calibri" w:cs="Calibri"/>
-          <w:b w:val="0"/>
-          <w:color w:val="1C1F24"/>
-          <w:sz w:val="22"/>
-        </w:rPr>
-        <w:t>Develop and maintain Azure Functions, ASP.NET Core/MVC and SOAP services (C#)</w:t>
-      </w:r>
-    </w:p>
-    <w:p>
-      <w:pPr>
-        <w:pStyle w:val="ListBullet"/>
-        <w:spacing w:before="0" w:after="20" w:line="240" w:lineRule="auto"/>
-      </w:pPr>
-      <w:r>
-        <w:rPr>
-          <w:rFonts w:ascii="Calibri" w:hAnsi="Calibri" w:cs="Calibri"/>
-          <w:b w:val="0"/>
-          <w:color w:val="1C1F24"/>
-          <w:sz w:val="22"/>
-        </w:rPr>
-        <w:t>Encourage best practices (e.g. SOLID, clean code, etc) and use of DI for IoC in .NET</w:t>
-      </w:r>
-    </w:p>
-    <w:p>
-      <w:pPr>
-        <w:pStyle w:val="ListBullet"/>
-        <w:spacing w:before="0" w:after="20" w:line="240" w:lineRule="auto"/>
-      </w:pPr>
-      <w:r>
-        <w:rPr>
-          <w:rFonts w:ascii="Calibri" w:hAnsi="Calibri" w:cs="Calibri"/>
-          <w:b w:val="0"/>
-          <w:color w:val="1C1F24"/>
-          <w:sz w:val="22"/>
-        </w:rPr>
-        <w:t>Optimize REST services from controller to database via LINQ and EF Core</w:t>
-      </w:r>
-    </w:p>
-    <w:p>
-      <w:pPr>
-        <w:pStyle w:val="ListBullet"/>
-        <w:spacing w:before="0" w:after="20" w:line="240" w:lineRule="auto"/>
-      </w:pPr>
-      <w:r>
-        <w:rPr>
-          <w:rFonts w:ascii="Calibri" w:hAnsi="Calibri" w:cs="Calibri"/>
-          <w:b w:val="0"/>
-          <w:color w:val="1C1F24"/>
-          <w:sz w:val="22"/>
-        </w:rPr>
-        <w:t>Convert UI pages from jQuery to React and JavaScript to TypeScript</w:t>
-      </w:r>
-    </w:p>
-    <w:p>
-      <w:pPr>
-        <w:pStyle w:val="ListBullet"/>
-        <w:spacing w:before="0" w:after="20" w:line="240" w:lineRule="auto"/>
-      </w:pPr>
-      <w:r>
-        <w:rPr>
-          <w:rFonts w:ascii="Calibri" w:hAnsi="Calibri" w:cs="Calibri"/>
-          <w:b w:val="0"/>
-          <w:color w:val="1C1F24"/>
-          <w:sz w:val="22"/>
-        </w:rPr>
-        <w:t>Consolidate source code repositories and CI/CD solutions for automated testing/linting</w:t>
-      </w:r>
-    </w:p>
-    <w:p>
-      <w:pPr>
-        <w:pStyle w:val="ListBullet"/>
-        <w:spacing w:before="0" w:after="20" w:line="240" w:lineRule="auto"/>
-      </w:pPr>
-      <w:r>
-        <w:rPr>
-          <w:rFonts w:ascii="Calibri" w:hAnsi="Calibri" w:cs="Calibri"/>
-          <w:b w:val="0"/>
-          <w:color w:val="1C1F24"/>
-          <w:sz w:val="22"/>
-        </w:rPr>
-        <w:t>Automate builds using Azure DevOps Build and Release Pipelines</w:t>
-      </w:r>
-    </w:p>
-    <w:p>
-      <w:pPr>
-        <w:pStyle w:val="ListBullet"/>
-        <w:spacing w:before="0" w:after="20" w:line="240" w:lineRule="auto"/>
-      </w:pPr>
-      <w:r>
-        <w:rPr>
-          <w:rFonts w:ascii="Calibri" w:hAnsi="Calibri" w:cs="Calibri"/>
-          <w:b w:val="0"/>
-          <w:color w:val="1C1F24"/>
-          <w:sz w:val="22"/>
-        </w:rPr>
-        <w:t>Integrate ARM templates to streamline deployments</w:t>
-      </w:r>
-    </w:p>
-    <w:p>
-      <w:pPr>
-        <w:pStyle w:val="ListBullet"/>
-        <w:spacing w:before="0" w:after="20" w:line="240" w:lineRule="auto"/>
-      </w:pPr>
-      <w:r>
-        <w:rPr>
-          <w:rFonts w:ascii="Calibri" w:hAnsi="Calibri" w:cs="Calibri"/>
-          <w:b w:val="0"/>
-          <w:color w:val="1C1F24"/>
-          <w:sz w:val="22"/>
-        </w:rPr>
-        <w:t>Alert and troubleshoot using Azure App Insights' KQL (Kusto Query Language)</w:t>
-      </w:r>
-    </w:p>
-    <w:p>
-      <w:pPr>
-        <w:pStyle w:val="ListBullet"/>
-        <w:spacing w:before="0" w:after="20" w:line="240" w:lineRule="auto"/>
-      </w:pPr>
-      <w:r>
-        <w:rPr>
-          <w:rFonts w:ascii="Calibri" w:hAnsi="Calibri" w:cs="Calibri"/>
-          <w:b w:val="0"/>
-          <w:color w:val="1C1F24"/>
-          <w:sz w:val="22"/>
-        </w:rPr>
-        <w:t>Update stored procedures (SQL Server) and write SQL unit tests to verify functionality</w:t>
-      </w:r>
-    </w:p>
-    <w:tbl>
-      <w:tblPr>
-        <w:tblW w:type="auto" w:w="0"/>
-        <w:tblLayout w:type="fixed"/>
-        <w:tblLook w:firstColumn="1" w:firstRow="1" w:lastColumn="0" w:lastRow="0" w:noHBand="0" w:noVBand="1" w:val="04A0"/>
-        <w:tblBorders>
-          <w:top w:val="nil"/>
-          <w:left w:val="nil"/>
-          <w:bottom w:val="nil"/>
-          <w:right w:val="nil"/>
-          <w:insideH w:val="nil"/>
-          <w:insideV w:val="nil"/>
-        </w:tblBorders>
-      </w:tblPr>
-      <w:tblGrid>
-        <w:gridCol w:w="5112"/>
-        <w:gridCol w:w="5112"/>
-      </w:tblGrid>
-      <w:tr>
-        <w:tc>
-          <w:tcPr>
-            <w:tcW w:type="dxa" w:w="7704"/>
-          </w:tcPr>
-          <w:p>
-            <w:pPr>
-              <w:spacing w:before="0" w:after="0" w:line="240" w:lineRule="auto"/>
-            </w:pPr>
-            <w:r>
-              <w:rPr>
-                <w:rFonts w:ascii="Calibri" w:hAnsi="Calibri" w:cs="Calibri"/>
-                <w:b/>
-                <w:color w:val="1C1F24"/>
-                <w:sz w:val="22"/>
-              </w:rPr>
-              <w:t>Senior Software Developer (Contractor)</w:t>
-            </w:r>
-          </w:p>
-        </w:tc>
-        <w:tc>
-          <w:tcPr>
-            <w:tcW w:type="dxa" w:w="2520"/>
-          </w:tcPr>
-          <w:p>
-            <w:pPr>
-              <w:spacing w:before="0" w:after="0" w:line="240" w:lineRule="auto"/>
-              <w:jc w:val="right"/>
-            </w:pPr>
-            <w:r>
-              <w:rPr>
-                <w:rFonts w:ascii="Calibri" w:hAnsi="Calibri" w:cs="Calibri"/>
-                <w:b w:val="0"/>
-                <w:color w:val="1C1F24"/>
-                <w:sz w:val="22"/>
-              </w:rPr>
-              <w:t>Jun 2021 – Sep 2023</w:t>
-            </w:r>
-          </w:p>
-        </w:tc>
-      </w:tr>
-    </w:tbl>
-    <w:p>
-      <w:pPr>
-        <w:spacing w:before="0" w:after="40" w:line="240" w:lineRule="auto"/>
+        <w:spacing w:before="0" w:after="0" w:line="240" w:lineRule="auto"/>
       </w:pPr>
       <w:r>
         <w:rPr>
@@ -757,177 +563,13 @@
           <w:color w:val="1C1F24"/>
           <w:sz w:val="21"/>
         </w:rPr>
-        <w:t>Flexsible, Tampa, FL · Smart Contract Development Services</w:t>
+        <w:t>Design automatic API documentation from unit test execution</w:t>
       </w:r>
     </w:p>
     <w:p>
       <w:pPr>
         <w:pStyle w:val="ListBullet"/>
-        <w:spacing w:before="0" w:after="20" w:line="240" w:lineRule="auto"/>
-      </w:pPr>
-      <w:r>
-        <w:rPr>
-          <w:rFonts w:ascii="Calibri" w:hAnsi="Calibri" w:cs="Calibri"/>
-          <w:b w:val="0"/>
-          <w:color w:val="1C1F24"/>
-          <w:sz w:val="22"/>
-        </w:rPr>
-        <w:t>Create Smart Contract using Solidity and HardHat including automated unit tests</w:t>
-      </w:r>
-    </w:p>
-    <w:p>
-      <w:pPr>
-        <w:pStyle w:val="ListBullet"/>
-        <w:spacing w:before="0" w:after="20" w:line="240" w:lineRule="auto"/>
-      </w:pPr>
-      <w:r>
-        <w:rPr>
-          <w:rFonts w:ascii="Calibri" w:hAnsi="Calibri" w:cs="Calibri"/>
-          <w:b w:val="0"/>
-          <w:color w:val="1C1F24"/>
-          <w:sz w:val="22"/>
-        </w:rPr>
-        <w:t>Reduce gas by implementing cloning of Smart Contracts</w:t>
-      </w:r>
-    </w:p>
-    <w:p>
-      <w:pPr>
-        <w:pStyle w:val="ListBullet"/>
-        <w:spacing w:before="0" w:after="20" w:line="240" w:lineRule="auto"/>
-      </w:pPr>
-      <w:r>
-        <w:rPr>
-          <w:rFonts w:ascii="Calibri" w:hAnsi="Calibri" w:cs="Calibri"/>
-          <w:b w:val="0"/>
-          <w:color w:val="1C1F24"/>
-          <w:sz w:val="22"/>
-        </w:rPr>
-        <w:t>Troubleshoot Hyperledger FireFly dynamic creation of supernodes</w:t>
-      </w:r>
-    </w:p>
-    <w:p>
-      <w:pPr>
-        <w:pStyle w:val="ListBullet"/>
-        <w:spacing w:before="0" w:after="20" w:line="240" w:lineRule="auto"/>
-      </w:pPr>
-      <w:r>
-        <w:rPr>
-          <w:rFonts w:ascii="Calibri" w:hAnsi="Calibri" w:cs="Calibri"/>
-          <w:b w:val="0"/>
-          <w:color w:val="1C1F24"/>
-          <w:sz w:val="22"/>
-        </w:rPr>
-        <w:t>Investigate Proof of Concept for Binance Smart Chain real time notifications</w:t>
-      </w:r>
-    </w:p>
-    <w:p>
-      <w:pPr>
-        <w:pStyle w:val="ListBullet"/>
-        <w:spacing w:before="0" w:after="20" w:line="240" w:lineRule="auto"/>
-      </w:pPr>
-      <w:r>
-        <w:rPr>
-          <w:rFonts w:ascii="Calibri" w:hAnsi="Calibri" w:cs="Calibri"/>
-          <w:b w:val="0"/>
-          <w:color w:val="1C1F24"/>
-          <w:sz w:val="22"/>
-        </w:rPr>
-        <w:t>Implement Smart Contracts using both Truffle and Hardhat (Solidity)</w:t>
-      </w:r>
-    </w:p>
-    <w:p>
-      <w:pPr>
-        <w:pStyle w:val="ListBullet"/>
-        <w:spacing w:before="0" w:after="20" w:line="240" w:lineRule="auto"/>
-      </w:pPr>
-      <w:r>
-        <w:rPr>
-          <w:rFonts w:ascii="Calibri" w:hAnsi="Calibri" w:cs="Calibri"/>
-          <w:b w:val="0"/>
-          <w:color w:val="1C1F24"/>
-          <w:sz w:val="22"/>
-        </w:rPr>
-        <w:t>Automate CI/CD using GitHub Actions and AWS CloudFormation for NodeJS apps</w:t>
-      </w:r>
-    </w:p>
-    <w:p>
-      <w:pPr>
-        <w:pStyle w:val="ListBullet"/>
-        <w:spacing w:before="0" w:after="20" w:line="240" w:lineRule="auto"/>
-      </w:pPr>
-      <w:r>
-        <w:rPr>
-          <w:rFonts w:ascii="Calibri" w:hAnsi="Calibri" w:cs="Calibri"/>
-          <w:b w:val="0"/>
-          <w:color w:val="1C1F24"/>
-          <w:sz w:val="22"/>
-        </w:rPr>
-        <w:t>Provide sample PHP for submitting signed token transfer requests to Ethereum</w:t>
-      </w:r>
-    </w:p>
-    <w:tbl>
-      <w:tblPr>
-        <w:tblW w:type="auto" w:w="0"/>
-        <w:tblLayout w:type="fixed"/>
-        <w:tblLook w:firstColumn="1" w:firstRow="1" w:lastColumn="0" w:lastRow="0" w:noHBand="0" w:noVBand="1" w:val="04A0"/>
-        <w:tblBorders>
-          <w:top w:val="nil"/>
-          <w:left w:val="nil"/>
-          <w:bottom w:val="nil"/>
-          <w:right w:val="nil"/>
-          <w:insideH w:val="nil"/>
-          <w:insideV w:val="nil"/>
-        </w:tblBorders>
-      </w:tblPr>
-      <w:tblGrid>
-        <w:gridCol w:w="5112"/>
-        <w:gridCol w:w="5112"/>
-      </w:tblGrid>
-      <w:tr>
-        <w:tc>
-          <w:tcPr>
-            <w:tcW w:type="dxa" w:w="7704"/>
-          </w:tcPr>
-          <w:p>
-            <w:pPr>
-              <w:spacing w:before="0" w:after="0" w:line="240" w:lineRule="auto"/>
-            </w:pPr>
-            <w:r>
-              <w:rPr>
-                <w:rFonts w:ascii="Calibri" w:hAnsi="Calibri" w:cs="Calibri"/>
-                <w:b/>
-                <w:color w:val="1C1F24"/>
-                <w:sz w:val="22"/>
-              </w:rPr>
-              <w:t>Senior Software Developer</w:t>
-            </w:r>
-          </w:p>
-        </w:tc>
-        <w:tc>
-          <w:tcPr>
-            <w:tcW w:type="dxa" w:w="2520"/>
-          </w:tcPr>
-          <w:p>
-            <w:pPr>
-              <w:spacing w:before="0" w:after="0" w:line="240" w:lineRule="auto"/>
-              <w:jc w:val="right"/>
-            </w:pPr>
-            <w:r>
-              <w:rPr>
-                <w:rFonts w:ascii="Calibri" w:hAnsi="Calibri" w:cs="Calibri"/>
-                <w:b w:val="0"/>
-                <w:color w:val="1C1F24"/>
-                <w:sz w:val="22"/>
-              </w:rPr>
-              <w:t>Jul 2019 – Jul 2021</w:t>
-            </w:r>
-          </w:p>
-        </w:tc>
-      </w:tr>
-    </w:tbl>
-    <w:p>
-      <w:pPr>
-        <w:spacing w:before="0" w:after="40" w:line="240" w:lineRule="auto"/>
+        <w:spacing w:before="0" w:after="0" w:line="240" w:lineRule="auto"/>
       </w:pPr>
       <w:r>
         <w:rPr>
@@ -936,14 +578,160 @@
           <w:color w:val="1C1F24"/>
           <w:sz w:val="21"/>
         </w:rPr>
-        <w:t>PODS, Clearwater, FL · Moving and Storage</w:t>
+        <w:t>Create SAML Identity Provider on existing authentication system</w:t>
       </w:r>
     </w:p>
     <w:p>
       <w:pPr>
         <w:pStyle w:val="ListBullet"/>
-        <w:spacing w:before="0" w:after="20" w:line="240" w:lineRule="auto"/>
+        <w:spacing w:before="0" w:after="0" w:line="240" w:lineRule="auto"/>
       </w:pPr>
+      <w:r>
+        <w:rPr>
+          <w:rFonts w:ascii="Calibri" w:hAnsi="Calibri" w:cs="Calibri"/>
+          <w:b w:val="0"/>
+          <w:color w:val="1C1F24"/>
+          <w:sz w:val="21"/>
+        </w:rPr>
+        <w:t>Develop and maintain Azure Functions, ASP.NET Core/MVC and SOAP services (C#)</w:t>
+      </w:r>
+    </w:p>
+    <w:p>
+      <w:pPr>
+        <w:pStyle w:val="ListBullet"/>
+        <w:spacing w:before="0" w:after="0" w:line="240" w:lineRule="auto"/>
+      </w:pPr>
+      <w:r>
+        <w:rPr>
+          <w:rFonts w:ascii="Calibri" w:hAnsi="Calibri" w:cs="Calibri"/>
+          <w:b w:val="0"/>
+          <w:color w:val="1C1F24"/>
+          <w:sz w:val="21"/>
+        </w:rPr>
+        <w:t>Encourage best practices (e.g. SOLID, clean code, etc) and use of DI for IoC in .NET</w:t>
+      </w:r>
+    </w:p>
+    <w:p>
+      <w:pPr>
+        <w:pStyle w:val="ListBullet"/>
+        <w:spacing w:before="0" w:after="0" w:line="240" w:lineRule="auto"/>
+      </w:pPr>
+      <w:r>
+        <w:rPr>
+          <w:rFonts w:ascii="Calibri" w:hAnsi="Calibri" w:cs="Calibri"/>
+          <w:b w:val="0"/>
+          <w:color w:val="1C1F24"/>
+          <w:sz w:val="21"/>
+        </w:rPr>
+        <w:t>Optimize REST services from controller to database via LINQ and EF Core</w:t>
+      </w:r>
+    </w:p>
+    <w:p>
+      <w:pPr>
+        <w:pStyle w:val="ListBullet"/>
+        <w:spacing w:before="0" w:after="0" w:line="240" w:lineRule="auto"/>
+      </w:pPr>
+      <w:r>
+        <w:rPr>
+          <w:rFonts w:ascii="Calibri" w:hAnsi="Calibri" w:cs="Calibri"/>
+          <w:b w:val="0"/>
+          <w:color w:val="1C1F24"/>
+          <w:sz w:val="21"/>
+        </w:rPr>
+        <w:t>Convert UI pages from jQuery to React and JavaScript to TypeScript</w:t>
+      </w:r>
+    </w:p>
+    <w:p>
+      <w:pPr>
+        <w:pStyle w:val="ListBullet"/>
+        <w:spacing w:before="0" w:after="0" w:line="240" w:lineRule="auto"/>
+      </w:pPr>
+      <w:r>
+        <w:rPr>
+          <w:rFonts w:ascii="Calibri" w:hAnsi="Calibri" w:cs="Calibri"/>
+          <w:b w:val="0"/>
+          <w:color w:val="1C1F24"/>
+          <w:sz w:val="21"/>
+        </w:rPr>
+        <w:t>Consolidate source code repositories and CI/CD solutions for automated testing/linting</w:t>
+      </w:r>
+    </w:p>
+    <w:p>
+      <w:pPr>
+        <w:pStyle w:val="ListBullet"/>
+        <w:spacing w:before="0" w:after="0" w:line="240" w:lineRule="auto"/>
+      </w:pPr>
+      <w:r>
+        <w:rPr>
+          <w:rFonts w:ascii="Calibri" w:hAnsi="Calibri" w:cs="Calibri"/>
+          <w:b w:val="0"/>
+          <w:color w:val="1C1F24"/>
+          <w:sz w:val="21"/>
+        </w:rPr>
+        <w:t>Automate builds using Azure DevOps Build and Release Pipelines</w:t>
+      </w:r>
+    </w:p>
+    <w:p>
+      <w:pPr>
+        <w:pStyle w:val="ListBullet"/>
+        <w:spacing w:before="0" w:after="0" w:line="240" w:lineRule="auto"/>
+      </w:pPr>
+      <w:r>
+        <w:rPr>
+          <w:rFonts w:ascii="Calibri" w:hAnsi="Calibri" w:cs="Calibri"/>
+          <w:b w:val="0"/>
+          <w:color w:val="1C1F24"/>
+          <w:sz w:val="21"/>
+        </w:rPr>
+        <w:t>Integrate ARM templates to streamline deployments</w:t>
+      </w:r>
+    </w:p>
+    <w:p>
+      <w:pPr>
+        <w:pStyle w:val="ListBullet"/>
+        <w:spacing w:before="0" w:after="0" w:line="240" w:lineRule="auto"/>
+      </w:pPr>
+      <w:r>
+        <w:rPr>
+          <w:rFonts w:ascii="Calibri" w:hAnsi="Calibri" w:cs="Calibri"/>
+          <w:b w:val="0"/>
+          <w:color w:val="1C1F24"/>
+          <w:sz w:val="21"/>
+        </w:rPr>
+        <w:t>Alert and troubleshoot using Azure App Insights' KQL (Kusto Query Language)</w:t>
+      </w:r>
+    </w:p>
+    <w:p>
+      <w:pPr>
+        <w:pStyle w:val="ListBullet"/>
+        <w:spacing w:before="0" w:after="0" w:line="240" w:lineRule="auto"/>
+      </w:pPr>
+      <w:r>
+        <w:rPr>
+          <w:rFonts w:ascii="Calibri" w:hAnsi="Calibri" w:cs="Calibri"/>
+          <w:b w:val="0"/>
+          <w:color w:val="1C1F24"/>
+          <w:sz w:val="21"/>
+        </w:rPr>
+        <w:t>Update stored procedures (SQL Server) and write SQL unit tests to verify functionality</w:t>
+      </w:r>
+    </w:p>
+    <w:p>
+      <w:pPr>
+        <w:tabs>
+          <w:tab w:pos="10368" w:val="right"/>
+        </w:tabs>
+        <w:spacing w:before="60" w:after="0" w:line="240" w:lineRule="auto"/>
+      </w:pPr>
+      <w:r>
+        <w:rPr>
+          <w:rFonts w:ascii="Calibri" w:hAnsi="Calibri" w:cs="Calibri"/>
+          <w:b/>
+          <w:color w:val="1C1F24"/>
+          <w:sz w:val="22"/>
+        </w:rPr>
+        <w:t>Senior Software Developer (Contractor), Flexsible, Tampa, FL</w:t>
+      </w:r>
       <w:r>
         <w:rPr>
           <w:rFonts w:ascii="Calibri" w:hAnsi="Calibri" w:cs="Calibri"/>
@@ -951,14 +739,148 @@
           <w:color w:val="1C1F24"/>
           <w:sz w:val="22"/>
         </w:rPr>
-        <w:t>Decouple legacy WCF based applications from Microsoft AX 2009 to enable smooth upgrade from Microsoft AX (C#)</w:t>
+        <w:tab/>
+        <w:t>Jun 2021 – Sep 2023</w:t>
+      </w:r>
+    </w:p>
+    <w:p>
+      <w:pPr>
+        <w:tabs>
+          <w:tab w:pos="10368" w:val="right"/>
+        </w:tabs>
+        <w:spacing w:before="0" w:after="0" w:line="240" w:lineRule="auto"/>
+      </w:pPr>
+      <w:r>
+        <w:rPr>
+          <w:rFonts w:ascii="Calibri" w:hAnsi="Calibri" w:cs="Calibri"/>
+          <w:b w:val="0"/>
+          <w:color w:val="1C1F24"/>
+          <w:sz w:val="21"/>
+        </w:rPr>
+        <w:t>Smart Contract Development Services</w:t>
       </w:r>
     </w:p>
     <w:p>
       <w:pPr>
         <w:pStyle w:val="ListBullet"/>
-        <w:spacing w:before="0" w:after="20" w:line="240" w:lineRule="auto"/>
+        <w:spacing w:before="0" w:after="0" w:line="240" w:lineRule="auto"/>
       </w:pPr>
+      <w:r>
+        <w:rPr>
+          <w:rFonts w:ascii="Calibri" w:hAnsi="Calibri" w:cs="Calibri"/>
+          <w:b w:val="0"/>
+          <w:color w:val="1C1F24"/>
+          <w:sz w:val="21"/>
+        </w:rPr>
+        <w:t>Create Smart Contract using Solidity and HardHat including automated unit tests</w:t>
+      </w:r>
+    </w:p>
+    <w:p>
+      <w:pPr>
+        <w:pStyle w:val="ListBullet"/>
+        <w:spacing w:before="0" w:after="0" w:line="240" w:lineRule="auto"/>
+      </w:pPr>
+      <w:r>
+        <w:rPr>
+          <w:rFonts w:ascii="Calibri" w:hAnsi="Calibri" w:cs="Calibri"/>
+          <w:b w:val="0"/>
+          <w:color w:val="1C1F24"/>
+          <w:sz w:val="21"/>
+        </w:rPr>
+        <w:t>Reduce gas by implementing cloning of Smart Contracts</w:t>
+      </w:r>
+    </w:p>
+    <w:p>
+      <w:pPr>
+        <w:pStyle w:val="ListBullet"/>
+        <w:spacing w:before="0" w:after="0" w:line="240" w:lineRule="auto"/>
+      </w:pPr>
+      <w:r>
+        <w:rPr>
+          <w:rFonts w:ascii="Calibri" w:hAnsi="Calibri" w:cs="Calibri"/>
+          <w:b w:val="0"/>
+          <w:color w:val="1C1F24"/>
+          <w:sz w:val="21"/>
+        </w:rPr>
+        <w:t>Troubleshoot Hyperledger FireFly dynamic creation of supernodes</w:t>
+      </w:r>
+    </w:p>
+    <w:p>
+      <w:pPr>
+        <w:pStyle w:val="ListBullet"/>
+        <w:spacing w:before="0" w:after="0" w:line="240" w:lineRule="auto"/>
+      </w:pPr>
+      <w:r>
+        <w:rPr>
+          <w:rFonts w:ascii="Calibri" w:hAnsi="Calibri" w:cs="Calibri"/>
+          <w:b w:val="0"/>
+          <w:color w:val="1C1F24"/>
+          <w:sz w:val="21"/>
+        </w:rPr>
+        <w:t>Investigate Proof of Concept for Binance Smart Chain real time notifications</w:t>
+      </w:r>
+    </w:p>
+    <w:p>
+      <w:pPr>
+        <w:pStyle w:val="ListBullet"/>
+        <w:spacing w:before="0" w:after="0" w:line="240" w:lineRule="auto"/>
+      </w:pPr>
+      <w:r>
+        <w:rPr>
+          <w:rFonts w:ascii="Calibri" w:hAnsi="Calibri" w:cs="Calibri"/>
+          <w:b w:val="0"/>
+          <w:color w:val="1C1F24"/>
+          <w:sz w:val="21"/>
+        </w:rPr>
+        <w:t>Implement Smart Contracts using both Truffle and Hardhat (Solidity)</w:t>
+      </w:r>
+    </w:p>
+    <w:p>
+      <w:pPr>
+        <w:pStyle w:val="ListBullet"/>
+        <w:spacing w:before="0" w:after="0" w:line="240" w:lineRule="auto"/>
+      </w:pPr>
+      <w:r>
+        <w:rPr>
+          <w:rFonts w:ascii="Calibri" w:hAnsi="Calibri" w:cs="Calibri"/>
+          <w:b w:val="0"/>
+          <w:color w:val="1C1F24"/>
+          <w:sz w:val="21"/>
+        </w:rPr>
+        <w:t>Automate CI/CD using GitHub Actions and AWS CloudFormation for NodeJS apps</w:t>
+      </w:r>
+    </w:p>
+    <w:p>
+      <w:pPr>
+        <w:pStyle w:val="ListBullet"/>
+        <w:spacing w:before="0" w:after="0" w:line="240" w:lineRule="auto"/>
+      </w:pPr>
+      <w:r>
+        <w:rPr>
+          <w:rFonts w:ascii="Calibri" w:hAnsi="Calibri" w:cs="Calibri"/>
+          <w:b w:val="0"/>
+          <w:color w:val="1C1F24"/>
+          <w:sz w:val="21"/>
+        </w:rPr>
+        <w:t>Provide sample PHP for submitting signed token transfer requests to Ethereum</w:t>
+      </w:r>
+    </w:p>
+    <w:p>
+      <w:pPr>
+        <w:tabs>
+          <w:tab w:pos="10368" w:val="right"/>
+        </w:tabs>
+        <w:spacing w:before="60" w:after="0" w:line="240" w:lineRule="auto"/>
+      </w:pPr>
+      <w:r>
+        <w:rPr>
+          <w:rFonts w:ascii="Calibri" w:hAnsi="Calibri" w:cs="Calibri"/>
+          <w:b/>
+          <w:color w:val="1C1F24"/>
+          <w:sz w:val="22"/>
+        </w:rPr>
+        <w:t>Senior Software Developer, PODS, Clearwater, FL</w:t>
+      </w:r>
       <w:r>
         <w:rPr>
           <w:rFonts w:ascii="Calibri" w:hAnsi="Calibri" w:cs="Calibri"/>
@@ -966,14 +888,103 @@
           <w:color w:val="1C1F24"/>
           <w:sz w:val="22"/>
         </w:rPr>
+        <w:tab/>
+        <w:t>Jul 2019 – Jul 2021</w:t>
+      </w:r>
+    </w:p>
+    <w:p>
+      <w:pPr>
+        <w:tabs>
+          <w:tab w:pos="10368" w:val="right"/>
+        </w:tabs>
+        <w:spacing w:before="0" w:after="0" w:line="240" w:lineRule="auto"/>
+      </w:pPr>
+      <w:r>
+        <w:rPr>
+          <w:rFonts w:ascii="Calibri" w:hAnsi="Calibri" w:cs="Calibri"/>
+          <w:b w:val="0"/>
+          <w:color w:val="1C1F24"/>
+          <w:sz w:val="21"/>
+        </w:rPr>
+        <w:t>Moving and Storage</w:t>
+      </w:r>
+    </w:p>
+    <w:p>
+      <w:pPr>
+        <w:pStyle w:val="ListBullet"/>
+        <w:spacing w:before="0" w:after="0" w:line="240" w:lineRule="auto"/>
+      </w:pPr>
+      <w:r>
+        <w:rPr>
+          <w:rFonts w:ascii="Calibri" w:hAnsi="Calibri" w:cs="Calibri"/>
+          <w:b w:val="0"/>
+          <w:color w:val="1C1F24"/>
+          <w:sz w:val="21"/>
+        </w:rPr>
+        <w:t>Decouple legacy WCF based applications from Microsoft AX 2009 to enable smooth upgrade from Microsoft AX (C#)</w:t>
+      </w:r>
+    </w:p>
+    <w:p>
+      <w:pPr>
+        <w:pStyle w:val="ListBullet"/>
+        <w:spacing w:before="0" w:after="0" w:line="240" w:lineRule="auto"/>
+      </w:pPr>
+      <w:r>
+        <w:rPr>
+          <w:rFonts w:ascii="Calibri" w:hAnsi="Calibri" w:cs="Calibri"/>
+          <w:b w:val="0"/>
+          <w:color w:val="1C1F24"/>
+          <w:sz w:val="21"/>
+        </w:rPr>
         <w:t>Troubleshoot issues related to performance and caching (Redis)</w:t>
       </w:r>
     </w:p>
     <w:p>
       <w:pPr>
         <w:pStyle w:val="ListBullet"/>
-        <w:spacing w:before="0" w:after="20" w:line="240" w:lineRule="auto"/>
+        <w:spacing w:before="0" w:after="0" w:line="240" w:lineRule="auto"/>
       </w:pPr>
+      <w:r>
+        <w:rPr>
+          <w:rFonts w:ascii="Calibri" w:hAnsi="Calibri" w:cs="Calibri"/>
+          <w:b w:val="0"/>
+          <w:color w:val="1C1F24"/>
+          <w:sz w:val="21"/>
+        </w:rPr>
+        <w:t>Refactor common code into Nuget packages published on Sonatype Nexus via Bitbucket pipelines (DevOps, C#)</w:t>
+      </w:r>
+    </w:p>
+    <w:p>
+      <w:pPr>
+        <w:pStyle w:val="ListBullet"/>
+        <w:spacing w:before="0" w:after="0" w:line="240" w:lineRule="auto"/>
+      </w:pPr>
+      <w:r>
+        <w:rPr>
+          <w:rFonts w:ascii="Calibri" w:hAnsi="Calibri" w:cs="Calibri"/>
+          <w:b w:val="0"/>
+          <w:color w:val="1C1F24"/>
+          <w:sz w:val="21"/>
+        </w:rPr>
+        <w:t>Participate in PCI DSS gap remediation</w:t>
+      </w:r>
+    </w:p>
+    <w:p>
+      <w:pPr>
+        <w:tabs>
+          <w:tab w:pos="10368" w:val="right"/>
+        </w:tabs>
+        <w:spacing w:before="60" w:after="0" w:line="240" w:lineRule="auto"/>
+      </w:pPr>
+      <w:r>
+        <w:rPr>
+          <w:rFonts w:ascii="Calibri" w:hAnsi="Calibri" w:cs="Calibri"/>
+          <w:b/>
+          <w:color w:val="1C1F24"/>
+          <w:sz w:val="22"/>
+        </w:rPr>
+        <w:t>Senior Software Developer</w:t>
+      </w:r>
       <w:r>
         <w:rPr>
           <w:rFonts w:ascii="Calibri" w:hAnsi="Calibri" w:cs="Calibri"/>
@@ -981,132 +992,16 @@
           <w:color w:val="1C1F24"/>
           <w:sz w:val="22"/>
         </w:rPr>
-        <w:t>Track down source code for legacy applications for which exact source could not be identified (C#, Visual Basic)</w:t>
+        <w:tab/>
+        <w:t>Sep 2015 – Jul 2019</w:t>
       </w:r>
     </w:p>
     <w:p>
       <w:pPr>
-        <w:pStyle w:val="ListBullet"/>
-        <w:spacing w:before="0" w:after="20" w:line="240" w:lineRule="auto"/>
-      </w:pPr>
-      <w:r>
-        <w:rPr>
-          <w:rFonts w:ascii="Calibri" w:hAnsi="Calibri" w:cs="Calibri"/>
-          <w:b w:val="0"/>
-          <w:color w:val="1C1F24"/>
-          <w:sz w:val="22"/>
-        </w:rPr>
-        <w:t>Refactor common code into Nuget packages published on Sonatype Nexus via Bitbucket pipelines (DevOps, C#)</w:t>
-      </w:r>
-    </w:p>
-    <w:p>
-      <w:pPr>
-        <w:pStyle w:val="ListBullet"/>
-        <w:spacing w:before="0" w:after="20" w:line="240" w:lineRule="auto"/>
-      </w:pPr>
-      <w:r>
-        <w:rPr>
-          <w:rFonts w:ascii="Calibri" w:hAnsi="Calibri" w:cs="Calibri"/>
-          <w:b w:val="0"/>
-          <w:color w:val="1C1F24"/>
-          <w:sz w:val="22"/>
-        </w:rPr>
-        <w:t>Automate integration tests with on-premise TFS 2017 (Powershell)</w:t>
-      </w:r>
-    </w:p>
-    <w:p>
-      <w:pPr>
-        <w:pStyle w:val="ListBullet"/>
-        <w:spacing w:before="0" w:after="20" w:line="240" w:lineRule="auto"/>
-      </w:pPr>
-      <w:r>
-        <w:rPr>
-          <w:rFonts w:ascii="Calibri" w:hAnsi="Calibri" w:cs="Calibri"/>
-          <w:b w:val="0"/>
-          <w:color w:val="1C1F24"/>
-          <w:sz w:val="22"/>
-        </w:rPr>
-        <w:t>Create templates for Azure DevOps pipeline automation</w:t>
-      </w:r>
-    </w:p>
-    <w:p>
-      <w:pPr>
-        <w:pStyle w:val="ListBullet"/>
-        <w:spacing w:before="0" w:after="20" w:line="240" w:lineRule="auto"/>
-      </w:pPr>
-      <w:r>
-        <w:rPr>
-          <w:rFonts w:ascii="Calibri" w:hAnsi="Calibri" w:cs="Calibri"/>
-          <w:b w:val="0"/>
-          <w:color w:val="1C1F24"/>
-          <w:sz w:val="22"/>
-        </w:rPr>
-        <w:t>Participate in PCI DSS gap remediation</w:t>
-      </w:r>
-    </w:p>
-    <w:tbl>
-      <w:tblPr>
-        <w:tblW w:type="auto" w:w="0"/>
-        <w:tblLayout w:type="fixed"/>
-        <w:tblLook w:firstColumn="1" w:firstRow="1" w:lastColumn="0" w:lastRow="0" w:noHBand="0" w:noVBand="1" w:val="04A0"/>
-        <w:tblBorders>
-          <w:top w:val="nil"/>
-          <w:left w:val="nil"/>
-          <w:bottom w:val="nil"/>
-          <w:right w:val="nil"/>
-          <w:insideH w:val="nil"/>
-          <w:insideV w:val="nil"/>
-        </w:tblBorders>
-      </w:tblPr>
-      <w:tblGrid>
-        <w:gridCol w:w="5112"/>
-        <w:gridCol w:w="5112"/>
-      </w:tblGrid>
-      <w:tr>
-        <w:tc>
-          <w:tcPr>
-            <w:tcW w:type="dxa" w:w="7704"/>
-          </w:tcPr>
-          <w:p>
-            <w:pPr>
-              <w:spacing w:before="0" w:after="0" w:line="240" w:lineRule="auto"/>
-            </w:pPr>
-            <w:r>
-              <w:rPr>
-                <w:rFonts w:ascii="Calibri" w:hAnsi="Calibri" w:cs="Calibri"/>
-                <w:b/>
-                <w:color w:val="1C1F24"/>
-                <w:sz w:val="22"/>
-              </w:rPr>
-              <w:t>Senior Software Developer</w:t>
-            </w:r>
-          </w:p>
-        </w:tc>
-        <w:tc>
-          <w:tcPr>
-            <w:tcW w:type="dxa" w:w="2520"/>
-          </w:tcPr>
-          <w:p>
-            <w:pPr>
-              <w:spacing w:before="0" w:after="0" w:line="240" w:lineRule="auto"/>
-              <w:jc w:val="right"/>
-            </w:pPr>
-            <w:r>
-              <w:rPr>
-                <w:rFonts w:ascii="Calibri" w:hAnsi="Calibri" w:cs="Calibri"/>
-                <w:b w:val="0"/>
-                <w:color w:val="1C1F24"/>
-                <w:sz w:val="22"/>
-              </w:rPr>
-              <w:t>Sep 2015 – Jul 2019</w:t>
-            </w:r>
-          </w:p>
-        </w:tc>
-      </w:tr>
-    </w:tbl>
-    <w:p>
-      <w:pPr>
-        <w:spacing w:before="0" w:after="40" w:line="240" w:lineRule="auto"/>
+        <w:tabs>
+          <w:tab w:pos="10368" w:val="right"/>
+        </w:tabs>
+        <w:spacing w:before="0" w:after="0" w:line="240" w:lineRule="auto"/>
       </w:pPr>
       <w:r>
         <w:rPr>
@@ -1121,216 +1016,7 @@
     <w:p>
       <w:pPr>
         <w:pStyle w:val="ListBullet"/>
-        <w:spacing w:before="0" w:after="20" w:line="240" w:lineRule="auto"/>
-      </w:pPr>
-      <w:r>
-        <w:rPr>
-          <w:rFonts w:ascii="Calibri" w:hAnsi="Calibri" w:cs="Calibri"/>
-          <w:b w:val="0"/>
-          <w:color w:val="1C1F24"/>
-          <w:sz w:val="22"/>
-        </w:rPr>
-        <w:t>Debug and diagnose obscure race conditions in various environments (JavaScript, Java, SQL)</w:t>
-      </w:r>
-    </w:p>
-    <w:p>
-      <w:pPr>
-        <w:pStyle w:val="ListBullet"/>
-        <w:spacing w:before="0" w:after="20" w:line="240" w:lineRule="auto"/>
-      </w:pPr>
-      <w:r>
-        <w:rPr>
-          <w:rFonts w:ascii="Calibri" w:hAnsi="Calibri" w:cs="Calibri"/>
-          <w:b w:val="0"/>
-          <w:color w:val="1C1F24"/>
-          <w:sz w:val="22"/>
-        </w:rPr>
-        <w:t>Maintain and upgrade legacy Java based systems while launching new systems using .NET (C#, XUnit, Angular, TypeScript)</w:t>
-      </w:r>
-    </w:p>
-    <w:p>
-      <w:pPr>
-        <w:pStyle w:val="ListBullet"/>
-        <w:spacing w:before="0" w:after="20" w:line="240" w:lineRule="auto"/>
-      </w:pPr>
-      <w:r>
-        <w:rPr>
-          <w:rFonts w:ascii="Calibri" w:hAnsi="Calibri" w:cs="Calibri"/>
-          <w:b w:val="0"/>
-          <w:color w:val="1C1F24"/>
-          <w:sz w:val="22"/>
-        </w:rPr>
-        <w:t>Model automated containerized deployment strategies (VirtualBox, VMware Workstation, Docker)</w:t>
-      </w:r>
-    </w:p>
-    <w:p>
-      <w:pPr>
-        <w:pStyle w:val="ListBullet"/>
-        <w:spacing w:before="0" w:after="20" w:line="240" w:lineRule="auto"/>
-      </w:pPr>
-      <w:r>
-        <w:rPr>
-          <w:rFonts w:ascii="Calibri" w:hAnsi="Calibri" w:cs="Calibri"/>
-          <w:b w:val="0"/>
-          <w:color w:val="1C1F24"/>
-          <w:sz w:val="22"/>
-        </w:rPr>
-        <w:t>Integrate credit card / ACH payment system to allow applicants to pre-pay client specified fees (Java, C#)</w:t>
-      </w:r>
-    </w:p>
-    <w:p>
-      <w:pPr>
-        <w:pStyle w:val="ListBullet"/>
-        <w:spacing w:before="0" w:after="20" w:line="240" w:lineRule="auto"/>
-      </w:pPr>
-      <w:r>
-        <w:rPr>
-          <w:rFonts w:ascii="Calibri" w:hAnsi="Calibri" w:cs="Calibri"/>
-          <w:b w:val="0"/>
-          <w:color w:val="1C1F24"/>
-          <w:sz w:val="22"/>
-        </w:rPr>
-        <w:t>Create rule based system for automated appointment of insurance agents (C#)</w:t>
-      </w:r>
-    </w:p>
-    <w:p>
-      <w:pPr>
-        <w:pStyle w:val="ListBullet"/>
-        <w:spacing w:before="0" w:after="20" w:line="240" w:lineRule="auto"/>
-      </w:pPr>
-      <w:r>
-        <w:rPr>
-          <w:rFonts w:ascii="Calibri" w:hAnsi="Calibri" w:cs="Calibri"/>
-          <w:b w:val="0"/>
-          <w:color w:val="1C1F24"/>
-          <w:sz w:val="22"/>
-        </w:rPr>
-        <w:t>Implement unit testing for SQL functions</w:t>
-      </w:r>
-    </w:p>
-    <w:p>
-      <w:pPr>
-        <w:pStyle w:val="ListBullet"/>
-        <w:spacing w:before="0" w:after="20" w:line="240" w:lineRule="auto"/>
-      </w:pPr>
-      <w:r>
-        <w:rPr>
-          <w:rFonts w:ascii="Calibri" w:hAnsi="Calibri" w:cs="Calibri"/>
-          <w:b w:val="0"/>
-          <w:color w:val="1C1F24"/>
-          <w:sz w:val="22"/>
-        </w:rPr>
-        <w:t>Script application deployment using TDD (Powershell, Pester)</w:t>
-      </w:r>
-    </w:p>
-    <w:p>
-      <w:pPr>
-        <w:pStyle w:val="ListBullet"/>
-        <w:spacing w:before="0" w:after="20" w:line="240" w:lineRule="auto"/>
-      </w:pPr>
-      <w:r>
-        <w:rPr>
-          <w:rFonts w:ascii="Calibri" w:hAnsi="Calibri" w:cs="Calibri"/>
-          <w:b w:val="0"/>
-          <w:color w:val="1C1F24"/>
-          <w:sz w:val="22"/>
-        </w:rPr>
-        <w:t>Improve Java coding practices by implementing custom logging, unit testing, and static code analysis (slf4j, junit4, junit5, ErrorProne, SonarQube)</w:t>
-      </w:r>
-    </w:p>
-    <w:p>
-      <w:pPr>
-        <w:pStyle w:val="ListBullet"/>
-        <w:spacing w:before="0" w:after="20" w:line="240" w:lineRule="auto"/>
-      </w:pPr>
-      <w:r>
-        <w:rPr>
-          <w:rFonts w:ascii="Calibri" w:hAnsi="Calibri" w:cs="Calibri"/>
-          <w:b w:val="0"/>
-          <w:color w:val="1C1F24"/>
-          <w:sz w:val="22"/>
-        </w:rPr>
-        <w:t>Create Gradle build scripts for legacy Java applications with custom tasks for local deployment, build versions, and packaging (Java, Gradle, Groovy)</w:t>
-      </w:r>
-    </w:p>
-    <w:p>
-      <w:pPr>
-        <w:pStyle w:val="ListBullet"/>
-        <w:spacing w:before="0" w:after="20" w:line="240" w:lineRule="auto"/>
-      </w:pPr>
-      <w:r>
-        <w:rPr>
-          <w:rFonts w:ascii="Calibri" w:hAnsi="Calibri" w:cs="Calibri"/>
-          <w:b w:val="0"/>
-          <w:color w:val="1C1F24"/>
-          <w:sz w:val="22"/>
-        </w:rPr>
-        <w:t>Tweak legacy apps written with PowerBuilder in PowerScript</w:t>
-      </w:r>
-    </w:p>
-    <w:tbl>
-      <w:tblPr>
-        <w:tblW w:type="auto" w:w="0"/>
-        <w:tblLayout w:type="fixed"/>
-        <w:tblLook w:firstColumn="1" w:firstRow="1" w:lastColumn="0" w:lastRow="0" w:noHBand="0" w:noVBand="1" w:val="04A0"/>
-        <w:tblBorders>
-          <w:top w:val="nil"/>
-          <w:left w:val="nil"/>
-          <w:bottom w:val="nil"/>
-          <w:right w:val="nil"/>
-          <w:insideH w:val="nil"/>
-          <w:insideV w:val="nil"/>
-        </w:tblBorders>
-      </w:tblPr>
-      <w:tblGrid>
-        <w:gridCol w:w="5112"/>
-        <w:gridCol w:w="5112"/>
-      </w:tblGrid>
-      <w:tr>
-        <w:tc>
-          <w:tcPr>
-            <w:tcW w:type="dxa" w:w="7704"/>
-          </w:tcPr>
-          <w:p>
-            <w:pPr>
-              <w:spacing w:before="0" w:after="0" w:line="240" w:lineRule="auto"/>
-            </w:pPr>
-            <w:r>
-              <w:rPr>
-                <w:rFonts w:ascii="Calibri" w:hAnsi="Calibri" w:cs="Calibri"/>
-                <w:b/>
-                <w:color w:val="1C1F24"/>
-                <w:sz w:val="22"/>
-              </w:rPr>
-              <w:t>Software Architect (Part-Time)</w:t>
-            </w:r>
-          </w:p>
-        </w:tc>
-        <w:tc>
-          <w:tcPr>
-            <w:tcW w:type="dxa" w:w="2520"/>
-          </w:tcPr>
-          <w:p>
-            <w:pPr>
-              <w:spacing w:before="0" w:after="0" w:line="240" w:lineRule="auto"/>
-              <w:jc w:val="right"/>
-            </w:pPr>
-            <w:r>
-              <w:rPr>
-                <w:rFonts w:ascii="Calibri" w:hAnsi="Calibri" w:cs="Calibri"/>
-                <w:b w:val="0"/>
-                <w:color w:val="1C1F24"/>
-                <w:sz w:val="22"/>
-              </w:rPr>
-              <w:t>Jul 2015 – Jan 2019</w:t>
-            </w:r>
-          </w:p>
-        </w:tc>
-      </w:tr>
-    </w:tbl>
-    <w:p>
-      <w:pPr>
-        <w:spacing w:before="0" w:after="40" w:line="240" w:lineRule="auto"/>
+        <w:spacing w:before="0" w:after="0" w:line="240" w:lineRule="auto"/>
       </w:pPr>
       <w:r>
         <w:rPr>
@@ -1339,207 +1025,13 @@
           <w:color w:val="1C1F24"/>
           <w:sz w:val="21"/>
         </w:rPr>
-        <w:t>Qualityze Inc., Tampa, FL · Qualityze Systems for Regulated Industries</w:t>
+        <w:t>Debug and diagnose obscure race conditions in various environments (JavaScript, Java, SQL)</w:t>
       </w:r>
     </w:p>
     <w:p>
       <w:pPr>
         <w:pStyle w:val="ListBullet"/>
-        <w:spacing w:before="0" w:after="20" w:line="240" w:lineRule="auto"/>
-      </w:pPr>
-      <w:r>
-        <w:rPr>
-          <w:rFonts w:ascii="Calibri" w:hAnsi="Calibri" w:cs="Calibri"/>
-          <w:b w:val="0"/>
-          <w:color w:val="1C1F24"/>
-          <w:sz w:val="22"/>
-        </w:rPr>
-        <w:t>Implement file conversion using Salesforce Platform Event and Heroku (Java)</w:t>
-      </w:r>
-    </w:p>
-    <w:p>
-      <w:pPr>
-        <w:pStyle w:val="ListBullet"/>
-        <w:spacing w:before="0" w:after="20" w:line="240" w:lineRule="auto"/>
-      </w:pPr>
-      <w:r>
-        <w:rPr>
-          <w:rFonts w:ascii="Calibri" w:hAnsi="Calibri" w:cs="Calibri"/>
-          <w:b w:val="0"/>
-          <w:color w:val="1C1F24"/>
-          <w:sz w:val="22"/>
-        </w:rPr>
-        <w:t>Research managed package automation to scratch orgs (Salesforce DX, Ant)</w:t>
-      </w:r>
-    </w:p>
-    <w:p>
-      <w:pPr>
-        <w:pStyle w:val="ListBullet"/>
-        <w:spacing w:before="0" w:after="20" w:line="240" w:lineRule="auto"/>
-      </w:pPr>
-      <w:r>
-        <w:rPr>
-          <w:rFonts w:ascii="Calibri" w:hAnsi="Calibri" w:cs="Calibri"/>
-          <w:b w:val="0"/>
-          <w:color w:val="1C1F24"/>
-          <w:sz w:val="22"/>
-        </w:rPr>
-        <w:t>Build Quality System as Salesforce managed package (Apex, VisualForce)</w:t>
-      </w:r>
-    </w:p>
-    <w:p>
-      <w:pPr>
-        <w:pStyle w:val="ListBullet"/>
-        <w:spacing w:before="0" w:after="20" w:line="240" w:lineRule="auto"/>
-      </w:pPr>
-      <w:r>
-        <w:rPr>
-          <w:rFonts w:ascii="Calibri" w:hAnsi="Calibri" w:cs="Calibri"/>
-          <w:b w:val="0"/>
-          <w:color w:val="1C1F24"/>
-          <w:sz w:val="22"/>
-        </w:rPr>
-        <w:t>Architect and implement Salesforce managed package secure feature manager</w:t>
-      </w:r>
-    </w:p>
-    <w:p>
-      <w:pPr>
-        <w:pStyle w:val="ListBullet"/>
-        <w:spacing w:before="0" w:after="20" w:line="240" w:lineRule="auto"/>
-      </w:pPr>
-      <w:r>
-        <w:rPr>
-          <w:rFonts w:ascii="Calibri" w:hAnsi="Calibri" w:cs="Calibri"/>
-          <w:b w:val="0"/>
-          <w:color w:val="1C1F24"/>
-          <w:sz w:val="22"/>
-        </w:rPr>
-        <w:t>Implement PDF manipulation using Java running on Heroku uploading to various salesforce orgs (Java, PdfBox, Apex)</w:t>
-      </w:r>
-    </w:p>
-    <w:p>
-      <w:pPr>
-        <w:pStyle w:val="ListBullet"/>
-        <w:spacing w:before="0" w:after="20" w:line="240" w:lineRule="auto"/>
-      </w:pPr>
-      <w:r>
-        <w:rPr>
-          <w:rFonts w:ascii="Calibri" w:hAnsi="Calibri" w:cs="Calibri"/>
-          <w:b w:val="0"/>
-          <w:color w:val="1C1F24"/>
-          <w:sz w:val="22"/>
-        </w:rPr>
-        <w:t>Notify using unobtrusive messages and Salesforce cometD (WebSocket) messaging</w:t>
-      </w:r>
-    </w:p>
-    <w:p>
-      <w:pPr>
-        <w:pStyle w:val="ListBullet"/>
-        <w:spacing w:before="0" w:after="20" w:line="240" w:lineRule="auto"/>
-      </w:pPr>
-      <w:r>
-        <w:rPr>
-          <w:rFonts w:ascii="Calibri" w:hAnsi="Calibri" w:cs="Calibri"/>
-          <w:b w:val="0"/>
-          <w:color w:val="1C1F24"/>
-          <w:sz w:val="22"/>
-        </w:rPr>
-        <w:t>Create method to perform VisualForce injection to increase flexibility of Salesforce managed package (VisualForce)</w:t>
-      </w:r>
-    </w:p>
-    <w:p>
-      <w:pPr>
-        <w:pStyle w:val="ListBullet"/>
-        <w:spacing w:before="0" w:after="20" w:line="240" w:lineRule="auto"/>
-      </w:pPr>
-      <w:r>
-        <w:rPr>
-          <w:rFonts w:ascii="Calibri" w:hAnsi="Calibri" w:cs="Calibri"/>
-          <w:b w:val="0"/>
-          <w:color w:val="1C1F24"/>
-          <w:sz w:val="22"/>
-        </w:rPr>
-        <w:t>Diagnose slow pages in Salesforce and design method to reduce load time</w:t>
-      </w:r>
-    </w:p>
-    <w:p>
-      <w:pPr>
-        <w:pStyle w:val="ListBullet"/>
-        <w:spacing w:before="0" w:after="20" w:line="240" w:lineRule="auto"/>
-      </w:pPr>
-      <w:r>
-        <w:rPr>
-          <w:rFonts w:ascii="Calibri" w:hAnsi="Calibri" w:cs="Calibri"/>
-          <w:b w:val="0"/>
-          <w:color w:val="1C1F24"/>
-          <w:sz w:val="22"/>
-        </w:rPr>
-        <w:t>Design deployment process around github and lack of automation in Salesforce</w:t>
-      </w:r>
-    </w:p>
-    <w:tbl>
-      <w:tblPr>
-        <w:tblW w:type="auto" w:w="0"/>
-        <w:tblLayout w:type="fixed"/>
-        <w:tblLook w:firstColumn="1" w:firstRow="1" w:lastColumn="0" w:lastRow="0" w:noHBand="0" w:noVBand="1" w:val="04A0"/>
-        <w:tblBorders>
-          <w:top w:val="nil"/>
-          <w:left w:val="nil"/>
-          <w:bottom w:val="nil"/>
-          <w:right w:val="nil"/>
-          <w:insideH w:val="nil"/>
-          <w:insideV w:val="nil"/>
-        </w:tblBorders>
-      </w:tblPr>
-      <w:tblGrid>
-        <w:gridCol w:w="5112"/>
-        <w:gridCol w:w="5112"/>
-      </w:tblGrid>
-      <w:tr>
-        <w:tc>
-          <w:tcPr>
-            <w:tcW w:type="dxa" w:w="7704"/>
-          </w:tcPr>
-          <w:p>
-            <w:pPr>
-              <w:spacing w:before="0" w:after="0" w:line="240" w:lineRule="auto"/>
-            </w:pPr>
-            <w:r>
-              <w:rPr>
-                <w:rFonts w:ascii="Calibri" w:hAnsi="Calibri" w:cs="Calibri"/>
-                <w:b/>
-                <w:color w:val="1C1F24"/>
-                <w:sz w:val="22"/>
-              </w:rPr>
-              <w:t>Software Developer (Contractor)</w:t>
-            </w:r>
-          </w:p>
-        </w:tc>
-        <w:tc>
-          <w:tcPr>
-            <w:tcW w:type="dxa" w:w="2520"/>
-          </w:tcPr>
-          <w:p>
-            <w:pPr>
-              <w:spacing w:before="0" w:after="0" w:line="240" w:lineRule="auto"/>
-              <w:jc w:val="right"/>
-            </w:pPr>
-            <w:r>
-              <w:rPr>
-                <w:rFonts w:ascii="Calibri" w:hAnsi="Calibri" w:cs="Calibri"/>
-                <w:b w:val="0"/>
-                <w:color w:val="1C1F24"/>
-                <w:sz w:val="22"/>
-              </w:rPr>
-              <w:t>Dec 2018 – Jan 2019</w:t>
-            </w:r>
-          </w:p>
-        </w:tc>
-      </w:tr>
-    </w:tbl>
-    <w:p>
-      <w:pPr>
-        <w:spacing w:before="0" w:after="40" w:line="240" w:lineRule="auto"/>
+        <w:spacing w:before="0" w:after="0" w:line="240" w:lineRule="auto"/>
       </w:pPr>
       <w:r>
         <w:rPr>
@@ -1548,87 +1040,13 @@
           <w:color w:val="1C1F24"/>
           <w:sz w:val="21"/>
         </w:rPr>
-        <w:t>iReward.io, Trinity, FL · Blockchain Reward System</w:t>
+        <w:t>Maintain and upgrade legacy Java based systems while launching new systems using .NET (C#, XUnit, Angular, TypeScript)</w:t>
       </w:r>
     </w:p>
     <w:p>
       <w:pPr>
         <w:pStyle w:val="ListBullet"/>
-        <w:spacing w:before="0" w:after="20" w:line="240" w:lineRule="auto"/>
-      </w:pPr>
-      <w:r>
-        <w:rPr>
-          <w:rFonts w:ascii="Calibri" w:hAnsi="Calibri" w:cs="Calibri"/>
-          <w:b w:val="0"/>
-          <w:color w:val="1C1F24"/>
-          <w:sz w:val="22"/>
-        </w:rPr>
-        <w:t>Create blockchain reward system on TRON Network (C#, Typescript, Angular)</w:t>
-      </w:r>
-    </w:p>
-    <w:tbl>
-      <w:tblPr>
-        <w:tblW w:type="auto" w:w="0"/>
-        <w:tblLayout w:type="fixed"/>
-        <w:tblLook w:firstColumn="1" w:firstRow="1" w:lastColumn="0" w:lastRow="0" w:noHBand="0" w:noVBand="1" w:val="04A0"/>
-        <w:tblBorders>
-          <w:top w:val="nil"/>
-          <w:left w:val="nil"/>
-          <w:bottom w:val="nil"/>
-          <w:right w:val="nil"/>
-          <w:insideH w:val="nil"/>
-          <w:insideV w:val="nil"/>
-        </w:tblBorders>
-      </w:tblPr>
-      <w:tblGrid>
-        <w:gridCol w:w="5112"/>
-        <w:gridCol w:w="5112"/>
-      </w:tblGrid>
-      <w:tr>
-        <w:tc>
-          <w:tcPr>
-            <w:tcW w:type="dxa" w:w="7704"/>
-          </w:tcPr>
-          <w:p>
-            <w:pPr>
-              <w:spacing w:before="0" w:after="0" w:line="240" w:lineRule="auto"/>
-            </w:pPr>
-            <w:r>
-              <w:rPr>
-                <w:rFonts w:ascii="Calibri" w:hAnsi="Calibri" w:cs="Calibri"/>
-                <w:b/>
-                <w:color w:val="1C1F24"/>
-                <w:sz w:val="22"/>
-              </w:rPr>
-              <w:t>Software Engineer</w:t>
-            </w:r>
-          </w:p>
-        </w:tc>
-        <w:tc>
-          <w:tcPr>
-            <w:tcW w:type="dxa" w:w="2520"/>
-          </w:tcPr>
-          <w:p>
-            <w:pPr>
-              <w:spacing w:before="0" w:after="0" w:line="240" w:lineRule="auto"/>
-              <w:jc w:val="right"/>
-            </w:pPr>
-            <w:r>
-              <w:rPr>
-                <w:rFonts w:ascii="Calibri" w:hAnsi="Calibri" w:cs="Calibri"/>
-                <w:b w:val="0"/>
-                <w:color w:val="1C1F24"/>
-                <w:sz w:val="22"/>
-              </w:rPr>
-              <w:t>Jan 2013 – Sep 2015</w:t>
-            </w:r>
-          </w:p>
-        </w:tc>
-      </w:tr>
-    </w:tbl>
-    <w:p>
-      <w:pPr>
-        <w:spacing w:before="0" w:after="40" w:line="240" w:lineRule="auto"/>
+        <w:spacing w:before="0" w:after="0" w:line="240" w:lineRule="auto"/>
       </w:pPr>
       <w:r>
         <w:rPr>
@@ -1637,14 +1055,55 @@
           <w:color w:val="1C1F24"/>
           <w:sz w:val="21"/>
         </w:rPr>
-        <w:t>CAE USA Inc, Tampa, FL · Military Training Simulation with Active Security Clearance</w:t>
+        <w:t>Integrate credit card / ACH payment system to allow applicants to pre-pay client specified fees (Java, C#)</w:t>
       </w:r>
     </w:p>
     <w:p>
       <w:pPr>
         <w:pStyle w:val="ListBullet"/>
-        <w:spacing w:before="0" w:after="20" w:line="240" w:lineRule="auto"/>
+        <w:spacing w:before="0" w:after="0" w:line="240" w:lineRule="auto"/>
       </w:pPr>
+      <w:r>
+        <w:rPr>
+          <w:rFonts w:ascii="Calibri" w:hAnsi="Calibri" w:cs="Calibri"/>
+          <w:b w:val="0"/>
+          <w:color w:val="1C1F24"/>
+          <w:sz w:val="21"/>
+        </w:rPr>
+        <w:t>Improve Java coding practices by implementing custom logging, unit testing, and static code analysis (slf4j, junit4, junit5, ErrorProne, SonarQube)</w:t>
+      </w:r>
+    </w:p>
+    <w:p>
+      <w:pPr>
+        <w:pStyle w:val="ListBullet"/>
+        <w:spacing w:before="0" w:after="0" w:line="240" w:lineRule="auto"/>
+      </w:pPr>
+      <w:r>
+        <w:rPr>
+          <w:rFonts w:ascii="Calibri" w:hAnsi="Calibri" w:cs="Calibri"/>
+          <w:b w:val="0"/>
+          <w:color w:val="1C1F24"/>
+          <w:sz w:val="21"/>
+        </w:rPr>
+        <w:t>Create Gradle build scripts for legacy Java applications with custom tasks for local deployment, build versions, and packaging (Java, Gradle, Groovy)</w:t>
+      </w:r>
+    </w:p>
+    <w:p>
+      <w:pPr>
+        <w:tabs>
+          <w:tab w:pos="10368" w:val="right"/>
+        </w:tabs>
+        <w:spacing w:before="60" w:after="0" w:line="240" w:lineRule="auto"/>
+      </w:pPr>
+      <w:r>
+        <w:rPr>
+          <w:rFonts w:ascii="Calibri" w:hAnsi="Calibri" w:cs="Calibri"/>
+          <w:b/>
+          <w:color w:val="1C1F24"/>
+          <w:sz w:val="22"/>
+        </w:rPr>
+        <w:t>Software Architect (Part-Time), Qualityze Inc., Tampa, FL</w:t>
+      </w:r>
       <w:r>
         <w:rPr>
           <w:rFonts w:ascii="Calibri" w:hAnsi="Calibri" w:cs="Calibri"/>
@@ -1652,14 +1111,88 @@
           <w:color w:val="1C1F24"/>
           <w:sz w:val="22"/>
         </w:rPr>
-        <w:t>Enhance Ant Contrib cpptasks to generate Visual Studio .sln file and desired .vcproj version to enable source code analysis (Java)</w:t>
+        <w:tab/>
+        <w:t>Jul 2015 – Jan 2019</w:t>
+      </w:r>
+    </w:p>
+    <w:p>
+      <w:pPr>
+        <w:tabs>
+          <w:tab w:pos="10368" w:val="right"/>
+        </w:tabs>
+        <w:spacing w:before="0" w:after="0" w:line="240" w:lineRule="auto"/>
+      </w:pPr>
+      <w:r>
+        <w:rPr>
+          <w:rFonts w:ascii="Calibri" w:hAnsi="Calibri" w:cs="Calibri"/>
+          <w:b w:val="0"/>
+          <w:color w:val="1C1F24"/>
+          <w:sz w:val="21"/>
+        </w:rPr>
+        <w:t>Qualityze Systems for Regulated Industries</w:t>
       </w:r>
     </w:p>
     <w:p>
       <w:pPr>
         <w:pStyle w:val="ListBullet"/>
-        <w:spacing w:before="0" w:after="20" w:line="240" w:lineRule="auto"/>
+        <w:spacing w:before="0" w:after="0" w:line="240" w:lineRule="auto"/>
       </w:pPr>
+      <w:r>
+        <w:rPr>
+          <w:rFonts w:ascii="Calibri" w:hAnsi="Calibri" w:cs="Calibri"/>
+          <w:b w:val="0"/>
+          <w:color w:val="1C1F24"/>
+          <w:sz w:val="21"/>
+        </w:rPr>
+        <w:t>Build Quality System as Salesforce managed package (Apex, VisualForce)</w:t>
+      </w:r>
+    </w:p>
+    <w:p>
+      <w:pPr>
+        <w:pStyle w:val="ListBullet"/>
+        <w:spacing w:before="0" w:after="0" w:line="240" w:lineRule="auto"/>
+      </w:pPr>
+      <w:r>
+        <w:rPr>
+          <w:rFonts w:ascii="Calibri" w:hAnsi="Calibri" w:cs="Calibri"/>
+          <w:b w:val="0"/>
+          <w:color w:val="1C1F24"/>
+          <w:sz w:val="21"/>
+        </w:rPr>
+        <w:t>Implement PDF manipulation using Java running on Heroku uploading to various salesforce orgs (Java, PdfBox, Apex)</w:t>
+      </w:r>
+    </w:p>
+    <w:p>
+      <w:pPr>
+        <w:pStyle w:val="ListBullet"/>
+        <w:spacing w:before="0" w:after="0" w:line="240" w:lineRule="auto"/>
+      </w:pPr>
+      <w:r>
+        <w:rPr>
+          <w:rFonts w:ascii="Calibri" w:hAnsi="Calibri" w:cs="Calibri"/>
+          <w:b w:val="0"/>
+          <w:color w:val="1C1F24"/>
+          <w:sz w:val="21"/>
+        </w:rPr>
+        <w:t>Diagnose slow pages in Salesforce and design method to reduce load time</w:t>
+      </w:r>
+    </w:p>
+    <w:p>
+      <w:pPr>
+        <w:tabs>
+          <w:tab w:pos="10368" w:val="right"/>
+        </w:tabs>
+        <w:spacing w:before="60" w:after="0" w:line="240" w:lineRule="auto"/>
+      </w:pPr>
+      <w:r>
+        <w:rPr>
+          <w:rFonts w:ascii="Calibri" w:hAnsi="Calibri" w:cs="Calibri"/>
+          <w:b/>
+          <w:color w:val="1C1F24"/>
+          <w:sz w:val="22"/>
+        </w:rPr>
+        <w:t>Software Developer (Contractor), iReward.io, Trinity, FL</w:t>
+      </w:r>
       <w:r>
         <w:rPr>
           <w:rFonts w:ascii="Calibri" w:hAnsi="Calibri" w:cs="Calibri"/>
@@ -1667,14 +1200,58 @@
           <w:color w:val="1C1F24"/>
           <w:sz w:val="22"/>
         </w:rPr>
-        <w:t>Deploy and maintained central build automation within secured IT environment (Opscode Chef)</w:t>
+        <w:tab/>
+        <w:t>Dec 2018 – Jan 2019</w:t>
+      </w:r>
+    </w:p>
+    <w:p>
+      <w:pPr>
+        <w:tabs>
+          <w:tab w:pos="10368" w:val="right"/>
+        </w:tabs>
+        <w:spacing w:before="0" w:after="0" w:line="240" w:lineRule="auto"/>
+      </w:pPr>
+      <w:r>
+        <w:rPr>
+          <w:rFonts w:ascii="Calibri" w:hAnsi="Calibri" w:cs="Calibri"/>
+          <w:b w:val="0"/>
+          <w:color w:val="1C1F24"/>
+          <w:sz w:val="21"/>
+        </w:rPr>
+        <w:t>Blockchain Reward System</w:t>
       </w:r>
     </w:p>
     <w:p>
       <w:pPr>
         <w:pStyle w:val="ListBullet"/>
-        <w:spacing w:before="0" w:after="20" w:line="240" w:lineRule="auto"/>
+        <w:spacing w:before="0" w:after="0" w:line="240" w:lineRule="auto"/>
       </w:pPr>
+      <w:r>
+        <w:rPr>
+          <w:rFonts w:ascii="Calibri" w:hAnsi="Calibri" w:cs="Calibri"/>
+          <w:b w:val="0"/>
+          <w:color w:val="1C1F24"/>
+          <w:sz w:val="21"/>
+        </w:rPr>
+        <w:t>Create blockchain reward system on TRON Network (C#, Typescript, Angular)</w:t>
+      </w:r>
+    </w:p>
+    <w:p>
+      <w:pPr>
+        <w:tabs>
+          <w:tab w:pos="10368" w:val="right"/>
+        </w:tabs>
+        <w:spacing w:before="60" w:after="0" w:line="240" w:lineRule="auto"/>
+      </w:pPr>
+      <w:r>
+        <w:rPr>
+          <w:rFonts w:ascii="Calibri" w:hAnsi="Calibri" w:cs="Calibri"/>
+          <w:b/>
+          <w:color w:val="1C1F24"/>
+          <w:sz w:val="22"/>
+        </w:rPr>
+        <w:t>Software Engineer, CAE USA Inc, Tampa, FL</w:t>
+      </w:r>
       <w:r>
         <w:rPr>
           <w:rFonts w:ascii="Calibri" w:hAnsi="Calibri" w:cs="Calibri"/>
@@ -1682,14 +1259,103 @@
           <w:color w:val="1C1F24"/>
           <w:sz w:val="22"/>
         </w:rPr>
-        <w:t>Implement wrapper over single Magnetic Variation model for multiple languages (Ada, C, C++)</w:t>
+        <w:tab/>
+        <w:t>Jan 2013 – Sep 2015</w:t>
+      </w:r>
+    </w:p>
+    <w:p>
+      <w:pPr>
+        <w:tabs>
+          <w:tab w:pos="10368" w:val="right"/>
+        </w:tabs>
+        <w:spacing w:before="0" w:after="0" w:line="240" w:lineRule="auto"/>
+      </w:pPr>
+      <w:r>
+        <w:rPr>
+          <w:rFonts w:ascii="Calibri" w:hAnsi="Calibri" w:cs="Calibri"/>
+          <w:b w:val="0"/>
+          <w:color w:val="1C1F24"/>
+          <w:sz w:val="21"/>
+        </w:rPr>
+        <w:t>Military Training Simulation with Active Security Clearance</w:t>
       </w:r>
     </w:p>
     <w:p>
       <w:pPr>
         <w:pStyle w:val="ListBullet"/>
-        <w:spacing w:before="0" w:after="20" w:line="240" w:lineRule="auto"/>
+        <w:spacing w:before="0" w:after="0" w:line="240" w:lineRule="auto"/>
       </w:pPr>
+      <w:r>
+        <w:rPr>
+          <w:rFonts w:ascii="Calibri" w:hAnsi="Calibri" w:cs="Calibri"/>
+          <w:b w:val="0"/>
+          <w:color w:val="1C1F24"/>
+          <w:sz w:val="21"/>
+        </w:rPr>
+        <w:t>Deploy and maintained central build automation within secured IT environment (Opscode Chef)</w:t>
+      </w:r>
+    </w:p>
+    <w:p>
+      <w:pPr>
+        <w:pStyle w:val="ListBullet"/>
+        <w:spacing w:before="0" w:after="0" w:line="240" w:lineRule="auto"/>
+      </w:pPr>
+      <w:r>
+        <w:rPr>
+          <w:rFonts w:ascii="Calibri" w:hAnsi="Calibri" w:cs="Calibri"/>
+          <w:b w:val="0"/>
+          <w:color w:val="1C1F24"/>
+          <w:sz w:val="21"/>
+        </w:rPr>
+        <w:t>Write Wireshark dissector for network communication with USMC Tactical Environment (Lua)</w:t>
+      </w:r>
+    </w:p>
+    <w:p>
+      <w:pPr>
+        <w:pStyle w:val="ListBullet"/>
+        <w:spacing w:before="0" w:after="0" w:line="240" w:lineRule="auto"/>
+      </w:pPr>
+      <w:r>
+        <w:rPr>
+          <w:rFonts w:ascii="Calibri" w:hAnsi="Calibri" w:cs="Calibri"/>
+          <w:b w:val="0"/>
+          <w:color w:val="1C1F24"/>
+          <w:sz w:val="21"/>
+        </w:rPr>
+        <w:t>Coordinate and present training for software engineers on Automated Testing, Static Code Analysis, and Software Product Lines (Fitnesse, GoogleTest, Selenium)</w:t>
+      </w:r>
+    </w:p>
+    <w:p>
+      <w:pPr>
+        <w:pStyle w:val="ListBullet"/>
+        <w:spacing w:before="0" w:after="0" w:line="240" w:lineRule="auto"/>
+      </w:pPr>
+      <w:r>
+        <w:rPr>
+          <w:rFonts w:ascii="Calibri" w:hAnsi="Calibri" w:cs="Calibri"/>
+          <w:b w:val="0"/>
+          <w:color w:val="1C1F24"/>
+          <w:sz w:val="21"/>
+        </w:rPr>
+        <w:t>Support multiple projects simultaneously; not the norm for recent hires (C++, C, Ada with Linux)</w:t>
+      </w:r>
+    </w:p>
+    <w:p>
+      <w:pPr>
+        <w:tabs>
+          <w:tab w:pos="10368" w:val="right"/>
+        </w:tabs>
+        <w:spacing w:before="60" w:after="0" w:line="240" w:lineRule="auto"/>
+      </w:pPr>
+      <w:r>
+        <w:rPr>
+          <w:rFonts w:ascii="Calibri" w:hAnsi="Calibri" w:cs="Calibri"/>
+          <w:b/>
+          <w:color w:val="1C1F24"/>
+          <w:sz w:val="22"/>
+        </w:rPr>
+        <w:t>Quality Assurance and Regulatory Affairs Manager / Software Developer</w:t>
+      </w:r>
       <w:r>
         <w:rPr>
           <w:rFonts w:ascii="Calibri" w:hAnsi="Calibri" w:cs="Calibri"/>
@@ -1697,177 +1363,16 @@
           <w:color w:val="1C1F24"/>
           <w:sz w:val="22"/>
         </w:rPr>
-        <w:t>Create Visual Studio solution wizard to streamline adoption of software best practices (JavaScript)</w:t>
+        <w:tab/>
+        <w:t>Dec 2003 – Jan 2013</w:t>
       </w:r>
     </w:p>
     <w:p>
       <w:pPr>
-        <w:pStyle w:val="ListBullet"/>
-        <w:spacing w:before="0" w:after="20" w:line="240" w:lineRule="auto"/>
-      </w:pPr>
-      <w:r>
-        <w:rPr>
-          <w:rFonts w:ascii="Calibri" w:hAnsi="Calibri" w:cs="Calibri"/>
-          <w:b w:val="0"/>
-          <w:color w:val="1C1F24"/>
-          <w:sz w:val="22"/>
-        </w:rPr>
-        <w:t>Support multiple projects simultaneously; not the norm for recent hires (C++, C, Ada with Linux)</w:t>
-      </w:r>
-    </w:p>
-    <w:p>
-      <w:pPr>
-        <w:pStyle w:val="ListBullet"/>
-        <w:spacing w:before="0" w:after="20" w:line="240" w:lineRule="auto"/>
-      </w:pPr>
-      <w:r>
-        <w:rPr>
-          <w:rFonts w:ascii="Calibri" w:hAnsi="Calibri" w:cs="Calibri"/>
-          <w:b w:val="0"/>
-          <w:color w:val="1C1F24"/>
-          <w:sz w:val="22"/>
-        </w:rPr>
-        <w:t>Write Wireshark dissector for network communication with USMC Tactical Environment (Lua)</w:t>
-      </w:r>
-    </w:p>
-    <w:p>
-      <w:pPr>
-        <w:pStyle w:val="ListBullet"/>
-        <w:spacing w:before="0" w:after="20" w:line="240" w:lineRule="auto"/>
-      </w:pPr>
-      <w:r>
-        <w:rPr>
-          <w:rFonts w:ascii="Calibri" w:hAnsi="Calibri" w:cs="Calibri"/>
-          <w:b w:val="0"/>
-          <w:color w:val="1C1F24"/>
-          <w:sz w:val="22"/>
-        </w:rPr>
-        <w:t>Identify and implement a database to combine multiple lists of software assets (SQL, VBA) and convert database access to MS SQL and ASP.NET MVC (C#)</w:t>
-      </w:r>
-    </w:p>
-    <w:p>
-      <w:pPr>
-        <w:pStyle w:val="ListBullet"/>
-        <w:spacing w:before="0" w:after="20" w:line="240" w:lineRule="auto"/>
-      </w:pPr>
-      <w:r>
-        <w:rPr>
-          <w:rFonts w:ascii="Calibri" w:hAnsi="Calibri" w:cs="Calibri"/>
-          <w:b w:val="0"/>
-          <w:color w:val="1C1F24"/>
-          <w:sz w:val="22"/>
-        </w:rPr>
-        <w:t>Participate in numerous Kaizen workshops focusing on subjects ranging from software development best practices to identifying tools for saving money</w:t>
-      </w:r>
-    </w:p>
-    <w:p>
-      <w:pPr>
-        <w:pStyle w:val="ListBullet"/>
-        <w:spacing w:before="0" w:after="20" w:line="240" w:lineRule="auto"/>
-      </w:pPr>
-      <w:r>
-        <w:rPr>
-          <w:rFonts w:ascii="Calibri" w:hAnsi="Calibri" w:cs="Calibri"/>
-          <w:b w:val="0"/>
-          <w:color w:val="1C1F24"/>
-          <w:sz w:val="22"/>
-        </w:rPr>
-        <w:t>Coordinate and present training for software engineers on Automated Testing, Static Code Analysis, and Software Product Lines (Fitnesse, GoogleTest, Selenium)</w:t>
-      </w:r>
-    </w:p>
-    <w:p>
-      <w:pPr>
-        <w:pStyle w:val="ListBullet"/>
-        <w:spacing w:before="0" w:after="20" w:line="240" w:lineRule="auto"/>
-      </w:pPr>
-      <w:r>
-        <w:rPr>
-          <w:rFonts w:ascii="Calibri" w:hAnsi="Calibri" w:cs="Calibri"/>
-          <w:b w:val="0"/>
-          <w:color w:val="1C1F24"/>
-          <w:sz w:val="22"/>
-        </w:rPr>
-        <w:t>Develop tool for converting Ant XML build instructions to Visual Studio format (C++)</w:t>
-      </w:r>
-    </w:p>
-    <w:p>
-      <w:pPr>
-        <w:pStyle w:val="ListBullet"/>
-        <w:spacing w:before="0" w:after="20" w:line="240" w:lineRule="auto"/>
-      </w:pPr>
-      <w:r>
-        <w:rPr>
-          <w:rFonts w:ascii="Calibri" w:hAnsi="Calibri" w:cs="Calibri"/>
-          <w:b w:val="0"/>
-          <w:color w:val="1C1F24"/>
-          <w:sz w:val="22"/>
-        </w:rPr>
-        <w:t>Team lead for deployment and institutionalizing internally developed Software Production Line tool</w:t>
-      </w:r>
-    </w:p>
-    <w:tbl>
-      <w:tblPr>
-        <w:tblW w:type="auto" w:w="0"/>
-        <w:tblLayout w:type="fixed"/>
-        <w:tblLook w:firstColumn="1" w:firstRow="1" w:lastColumn="0" w:lastRow="0" w:noHBand="0" w:noVBand="1" w:val="04A0"/>
-        <w:tblBorders>
-          <w:top w:val="nil"/>
-          <w:left w:val="nil"/>
-          <w:bottom w:val="nil"/>
-          <w:right w:val="nil"/>
-          <w:insideH w:val="nil"/>
-          <w:insideV w:val="nil"/>
-        </w:tblBorders>
-      </w:tblPr>
-      <w:tblGrid>
-        <w:gridCol w:w="5112"/>
-        <w:gridCol w:w="5112"/>
-      </w:tblGrid>
-      <w:tr>
-        <w:tc>
-          <w:tcPr>
-            <w:tcW w:type="dxa" w:w="7704"/>
-          </w:tcPr>
-          <w:p>
-            <w:pPr>
-              <w:spacing w:before="0" w:after="0" w:line="240" w:lineRule="auto"/>
-            </w:pPr>
-            <w:r>
-              <w:rPr>
-                <w:rFonts w:ascii="Calibri" w:hAnsi="Calibri" w:cs="Calibri"/>
-                <w:b/>
-                <w:color w:val="1C1F24"/>
-                <w:sz w:val="22"/>
-              </w:rPr>
-              <w:t>Quality Assurance and Regulatory Affairs Manager / Software Developer</w:t>
-            </w:r>
-          </w:p>
-        </w:tc>
-        <w:tc>
-          <w:tcPr>
-            <w:tcW w:type="dxa" w:w="2520"/>
-          </w:tcPr>
-          <w:p>
-            <w:pPr>
-              <w:spacing w:before="0" w:after="0" w:line="240" w:lineRule="auto"/>
-              <w:jc w:val="right"/>
-            </w:pPr>
-            <w:r>
-              <w:rPr>
-                <w:rFonts w:ascii="Calibri" w:hAnsi="Calibri" w:cs="Calibri"/>
-                <w:b w:val="0"/>
-                <w:color w:val="1C1F24"/>
-                <w:sz w:val="22"/>
-              </w:rPr>
-              <w:t>Dec 2003 – Jan 2013</w:t>
-            </w:r>
-          </w:p>
-        </w:tc>
-      </w:tr>
-    </w:tbl>
-    <w:p>
-      <w:pPr>
-        <w:spacing w:before="0" w:after="40" w:line="240" w:lineRule="auto"/>
+        <w:tabs>
+          <w:tab w:pos="10368" w:val="right"/>
+        </w:tabs>
+        <w:spacing w:before="0" w:after="0" w:line="240" w:lineRule="auto"/>
       </w:pPr>
       <w:r>
         <w:rPr>
@@ -1882,74 +1387,14 @@
     <w:p>
       <w:pPr>
         <w:pStyle w:val="ListBullet"/>
-        <w:spacing w:before="0" w:after="20" w:line="240" w:lineRule="auto"/>
+        <w:spacing w:before="0" w:after="0" w:line="240" w:lineRule="auto"/>
       </w:pPr>
       <w:r>
         <w:rPr>
           <w:rFonts w:ascii="Calibri" w:hAnsi="Calibri" w:cs="Calibri"/>
           <w:b w:val="0"/>
           <w:color w:val="1C1F24"/>
-          <w:sz w:val="22"/>
-        </w:rPr>
-        <w:t>Research solutions for validation, auditing, documentation and manufacturing improvements</w:t>
-      </w:r>
-    </w:p>
-    <w:p>
-      <w:pPr>
-        <w:pStyle w:val="ListBullet"/>
-        <w:spacing w:before="0" w:after="20" w:line="240" w:lineRule="auto"/>
-      </w:pPr>
-      <w:r>
-        <w:rPr>
-          <w:rFonts w:ascii="Calibri" w:hAnsi="Calibri" w:cs="Calibri"/>
-          <w:b w:val="0"/>
-          <w:color w:val="1C1F24"/>
-          <w:sz w:val="22"/>
-        </w:rPr>
-        <w:t>Compare and purchase equipment for sterilization, validation, sterile sealing, and automation</w:t>
-      </w:r>
-    </w:p>
-    <w:p>
-      <w:pPr>
-        <w:pStyle w:val="ListBullet"/>
-        <w:spacing w:before="0" w:after="20" w:line="240" w:lineRule="auto"/>
-      </w:pPr>
-      <w:r>
-        <w:rPr>
-          <w:rFonts w:ascii="Calibri" w:hAnsi="Calibri" w:cs="Calibri"/>
-          <w:b w:val="0"/>
-          <w:color w:val="1C1F24"/>
-          <w:sz w:val="22"/>
-        </w:rPr>
-        <w:t>Maintain and upgrade multiple companywide databases from MS Access to MS SQL Server (VBA)</w:t>
-      </w:r>
-    </w:p>
-    <w:p>
-      <w:pPr>
-        <w:pStyle w:val="ListBullet"/>
-        <w:spacing w:before="0" w:after="20" w:line="240" w:lineRule="auto"/>
-      </w:pPr>
-      <w:r>
-        <w:rPr>
-          <w:rFonts w:ascii="Calibri" w:hAnsi="Calibri" w:cs="Calibri"/>
-          <w:b w:val="0"/>
-          <w:color w:val="1C1F24"/>
-          <w:sz w:val="22"/>
-        </w:rPr>
-        <w:t>Optimize Iodine-125 and Palladium-103 decay and tracking systems in MS Access and Excel (VBA)</w:t>
-      </w:r>
-    </w:p>
-    <w:p>
-      <w:pPr>
-        <w:pStyle w:val="ListBullet"/>
-        <w:spacing w:before="0" w:after="20" w:line="240" w:lineRule="auto"/>
-      </w:pPr>
-      <w:r>
-        <w:rPr>
-          <w:rFonts w:ascii="Calibri" w:hAnsi="Calibri" w:cs="Calibri"/>
-          <w:b w:val="0"/>
-          <w:color w:val="1C1F24"/>
-          <w:sz w:val="22"/>
+          <w:sz w:val="21"/>
         </w:rPr>
         <w:t>Perform both software and equipment validation on critical systems</w:t>
       </w:r>
@@ -1957,14 +1402,14 @@
     <w:p>
       <w:pPr>
         <w:pStyle w:val="ListBullet"/>
-        <w:spacing w:before="0" w:after="20" w:line="240" w:lineRule="auto"/>
+        <w:spacing w:before="0" w:after="0" w:line="240" w:lineRule="auto"/>
       </w:pPr>
       <w:r>
         <w:rPr>
           <w:rFonts w:ascii="Calibri" w:hAnsi="Calibri" w:cs="Calibri"/>
           <w:b w:val="0"/>
           <w:color w:val="1C1F24"/>
-          <w:sz w:val="22"/>
+          <w:sz w:val="21"/>
         </w:rPr>
         <w:t>Develop and execute validation protocol for electronic signatures</w:t>
       </w:r>
@@ -1972,44 +1417,14 @@
     <w:p>
       <w:pPr>
         <w:pStyle w:val="ListBullet"/>
-        <w:spacing w:before="0" w:after="20" w:line="240" w:lineRule="auto"/>
+        <w:spacing w:before="0" w:after="0" w:line="240" w:lineRule="auto"/>
       </w:pPr>
       <w:r>
         <w:rPr>
           <w:rFonts w:ascii="Calibri" w:hAnsi="Calibri" w:cs="Calibri"/>
           <w:b w:val="0"/>
           <w:color w:val="1C1F24"/>
-          <w:sz w:val="22"/>
-        </w:rPr>
-        <w:t>Manage simultaneous deadlines for regulatory and quality goals</w:t>
-      </w:r>
-    </w:p>
-    <w:p>
-      <w:pPr>
-        <w:pStyle w:val="ListBullet"/>
-        <w:spacing w:before="0" w:after="20" w:line="240" w:lineRule="auto"/>
-      </w:pPr>
-      <w:r>
-        <w:rPr>
-          <w:rFonts w:ascii="Calibri" w:hAnsi="Calibri" w:cs="Calibri"/>
-          <w:b w:val="0"/>
-          <w:color w:val="1C1F24"/>
-          <w:sz w:val="22"/>
-        </w:rPr>
-        <w:t>Upgrade Quality Assurance System to allow paperless availability</w:t>
-      </w:r>
-    </w:p>
-    <w:p>
-      <w:pPr>
-        <w:pStyle w:val="ListBullet"/>
-        <w:spacing w:before="0" w:after="20" w:line="240" w:lineRule="auto"/>
-      </w:pPr>
-      <w:r>
-        <w:rPr>
-          <w:rFonts w:ascii="Calibri" w:hAnsi="Calibri" w:cs="Calibri"/>
-          <w:b w:val="0"/>
-          <w:color w:val="1C1F24"/>
-          <w:sz w:val="22"/>
+          <w:sz w:val="21"/>
         </w:rPr>
         <w:t>Submit and receive 510(k) submissions to the FDA</w:t>
       </w:r>
@@ -2017,14 +1432,14 @@
     <w:p>
       <w:pPr>
         <w:pStyle w:val="ListBullet"/>
-        <w:spacing w:before="0" w:after="20" w:line="240" w:lineRule="auto"/>
+        <w:spacing w:before="0" w:after="0" w:line="240" w:lineRule="auto"/>
       </w:pPr>
       <w:r>
         <w:rPr>
           <w:rFonts w:ascii="Calibri" w:hAnsi="Calibri" w:cs="Calibri"/>
           <w:b w:val="0"/>
           <w:color w:val="1C1F24"/>
-          <w:sz w:val="22"/>
+          <w:sz w:val="21"/>
         </w:rPr>
         <w:t>Submit and receive medical license applications to Health Canada and EU notified body</w:t>
       </w:r>
@@ -2032,21 +1447,21 @@
     <w:p>
       <w:pPr>
         <w:pStyle w:val="ListBullet"/>
-        <w:spacing w:before="0" w:after="20" w:line="240" w:lineRule="auto"/>
+        <w:spacing w:before="0" w:after="0" w:line="240" w:lineRule="auto"/>
       </w:pPr>
       <w:r>
         <w:rPr>
           <w:rFonts w:ascii="Calibri" w:hAnsi="Calibri" w:cs="Calibri"/>
           <w:b w:val="0"/>
           <w:color w:val="1C1F24"/>
-          <w:sz w:val="22"/>
+          <w:sz w:val="21"/>
         </w:rPr>
         <w:t>Create and execute sterilization validation protocols for both Ethylene Oxide and Steam sterilizers</w:t>
       </w:r>
     </w:p>
     <w:p>
       <w:pPr>
-        <w:spacing w:before="240" w:after="40" w:line="240" w:lineRule="auto"/>
+        <w:spacing w:before="160" w:after="20" w:line="240" w:lineRule="auto"/>
         <w:pBdr>
           <w:bottom w:val="single" w:sz="8" w:space="1" w:color="1C1F24"/>
         </w:pBdr>
@@ -2089,351 +1504,9 @@
         <w:t>University of South Florida · 2012</w:t>
       </w:r>
     </w:p>
-    <w:p>
-      <w:pPr>
-        <w:spacing w:before="240" w:after="40" w:line="240" w:lineRule="auto"/>
-        <w:pBdr>
-          <w:bottom w:val="single" w:sz="8" w:space="1" w:color="1C1F24"/>
-        </w:pBdr>
-      </w:pPr>
-      <w:r>
-        <w:rPr>
-          <w:rFonts w:ascii="Calibri" w:hAnsi="Calibri" w:cs="Calibri"/>
-          <w:b/>
-          <w:color w:val="1C1F24"/>
-          <w:sz w:val="22"/>
-        </w:rPr>
-        <w:t>TRAINING</w:t>
-      </w:r>
-    </w:p>
-    <w:p>
-      <w:pPr>
-        <w:spacing w:before="0" w:after="0" w:line="240" w:lineRule="auto"/>
-      </w:pPr>
-      <w:hyperlink r:id="rId14">
-        <w:r>
-          <w:rPr>
-            <w:rFonts w:ascii="Calibri" w:hAnsi="Calibri" w:cs="Calibri"/>
-            <w:sz w:val="22"/>
-            <w:szCs w:val="22"/>
-            <w:color w:val="1F4B6E"/>
-            <w:u w:val="single"/>
-          </w:rPr>
-          <w:t xml:space="preserve">DEV541: SANS Secure Coding in Java/JEE: Developing Defensible Applications</w:t>
-        </w:r>
-      </w:hyperlink>
-    </w:p>
-    <w:p>
-      <w:pPr>
-        <w:spacing w:before="0" w:after="60" w:line="240" w:lineRule="auto"/>
-      </w:pPr>
-      <w:r>
-        <w:rPr>
-          <w:rFonts w:ascii="Calibri" w:hAnsi="Calibri" w:cs="Calibri"/>
-          <w:b w:val="0"/>
-          <w:color w:val="1C1F24"/>
-          <w:sz w:val="21"/>
-        </w:rPr>
-        <w:t>April 2019 (certified August 2019)</w:t>
-      </w:r>
-    </w:p>
-    <w:p>
-      <w:pPr>
-        <w:spacing w:before="0" w:after="0" w:line="240" w:lineRule="auto"/>
-      </w:pPr>
-      <w:hyperlink r:id="rId15">
-        <w:r>
-          <w:rPr>
-            <w:rFonts w:ascii="Calibri" w:hAnsi="Calibri" w:cs="Calibri"/>
-            <w:sz w:val="22"/>
-            <w:szCs w:val="22"/>
-            <w:color w:val="1F4B6E"/>
-            <w:u w:val="single"/>
-          </w:rPr>
-          <w:t xml:space="preserve">DEV544: SANS Secure Coding in .NET: Developing Defensible Applications</w:t>
-        </w:r>
-      </w:hyperlink>
-    </w:p>
-    <w:p>
-      <w:pPr>
-        <w:spacing w:before="0" w:after="60" w:line="240" w:lineRule="auto"/>
-      </w:pPr>
-      <w:r>
-        <w:rPr>
-          <w:rFonts w:ascii="Calibri" w:hAnsi="Calibri" w:cs="Calibri"/>
-          <w:b w:val="0"/>
-          <w:color w:val="1C1F24"/>
-          <w:sz w:val="21"/>
-        </w:rPr>
-        <w:t>April 2018 (certified August 2018)</w:t>
-      </w:r>
-    </w:p>
-    <w:p>
-      <w:pPr>
-        <w:spacing w:before="0" w:after="0" w:line="240" w:lineRule="auto"/>
-      </w:pPr>
-      <w:hyperlink r:id="rId16">
-        <w:r>
-          <w:rPr>
-            <w:rFonts w:ascii="Calibri" w:hAnsi="Calibri" w:cs="Calibri"/>
-            <w:sz w:val="22"/>
-            <w:szCs w:val="22"/>
-            <w:color w:val="1F4B6E"/>
-            <w:u w:val="single"/>
-          </w:rPr>
-          <w:t xml:space="preserve">SANS Core NetWars Experience</w:t>
-        </w:r>
-      </w:hyperlink>
-    </w:p>
-    <w:p>
-      <w:pPr>
-        <w:spacing w:before="0" w:after="60" w:line="240" w:lineRule="auto"/>
-      </w:pPr>
-      <w:r>
-        <w:rPr>
-          <w:rFonts w:ascii="Calibri" w:hAnsi="Calibri" w:cs="Calibri"/>
-          <w:b w:val="0"/>
-          <w:color w:val="1C1F24"/>
-          <w:sz w:val="21"/>
-        </w:rPr>
-        <w:t>April 2018</w:t>
-      </w:r>
-    </w:p>
-    <w:p>
-      <w:pPr>
-        <w:spacing w:before="0" w:after="0" w:line="240" w:lineRule="auto"/>
-      </w:pPr>
-      <w:hyperlink r:id="rId17">
-        <w:r>
-          <w:rPr>
-            <w:rFonts w:ascii="Calibri" w:hAnsi="Calibri" w:cs="Calibri"/>
-            <w:sz w:val="22"/>
-            <w:szCs w:val="22"/>
-            <w:color w:val="1F4B6E"/>
-            <w:u w:val="single"/>
-          </w:rPr>
-          <w:t xml:space="preserve">OWASP AppSec USA: Hands On Security in DevOps and Application Security Automation Workshop</w:t>
-        </w:r>
-      </w:hyperlink>
-    </w:p>
-    <w:p>
-      <w:pPr>
-        <w:spacing w:before="0" w:after="60" w:line="240" w:lineRule="auto"/>
-      </w:pPr>
-      <w:r>
-        <w:rPr>
-          <w:rFonts w:ascii="Calibri" w:hAnsi="Calibri" w:cs="Calibri"/>
-          <w:b w:val="0"/>
-          <w:color w:val="1C1F24"/>
-          <w:sz w:val="21"/>
-        </w:rPr>
-        <w:t>September 2017</w:t>
-      </w:r>
-    </w:p>
-    <w:p>
-      <w:pPr>
-        <w:spacing w:before="0" w:after="0" w:line="240" w:lineRule="auto"/>
-      </w:pPr>
-      <w:hyperlink r:id="rId18">
-        <w:r>
-          <w:rPr>
-            <w:rFonts w:ascii="Calibri" w:hAnsi="Calibri" w:cs="Calibri"/>
-            <w:sz w:val="22"/>
-            <w:szCs w:val="22"/>
-            <w:color w:val="1F4B6E"/>
-            <w:u w:val="single"/>
-          </w:rPr>
-          <w:t xml:space="preserve">CS169.1x: Software as a Service (Ruby)</w:t>
-        </w:r>
-      </w:hyperlink>
-    </w:p>
-    <w:p>
-      <w:pPr>
-        <w:spacing w:before="0" w:after="60" w:line="240" w:lineRule="auto"/>
-      </w:pPr>
-      <w:r>
-        <w:rPr>
-          <w:rFonts w:ascii="Calibri" w:hAnsi="Calibri" w:cs="Calibri"/>
-          <w:b w:val="0"/>
-          <w:color w:val="1C1F24"/>
-          <w:sz w:val="21"/>
-        </w:rPr>
-        <w:t>June 2014</w:t>
-      </w:r>
-    </w:p>
-    <w:p>
-      <w:pPr>
-        <w:spacing w:before="0" w:after="0" w:line="240" w:lineRule="auto"/>
-      </w:pPr>
-      <w:r>
-        <w:rPr>
-          <w:rFonts w:ascii="Calibri" w:hAnsi="Calibri" w:cs="Calibri"/>
-          <w:b/>
-          <w:color w:val="1C1F24"/>
-          <w:sz w:val="22"/>
-        </w:rPr>
-        <w:t>Software Verification &amp; Validation Strategies (by Noblitt and Rueland)</w:t>
-      </w:r>
-    </w:p>
-    <w:p>
-      <w:pPr>
-        <w:spacing w:before="0" w:after="60" w:line="240" w:lineRule="auto"/>
-      </w:pPr>
-      <w:r>
-        <w:rPr>
-          <w:rFonts w:ascii="Calibri" w:hAnsi="Calibri" w:cs="Calibri"/>
-          <w:b w:val="0"/>
-          <w:color w:val="1C1F24"/>
-          <w:sz w:val="21"/>
-        </w:rPr>
-        <w:t>2010</w:t>
-      </w:r>
-    </w:p>
-    <w:p>
-      <w:pPr>
-        <w:spacing w:before="0" w:after="0" w:line="240" w:lineRule="auto"/>
-      </w:pPr>
-      <w:r>
-        <w:rPr>
-          <w:rFonts w:ascii="Calibri" w:hAnsi="Calibri" w:cs="Calibri"/>
-          <w:b/>
-          <w:color w:val="1C1F24"/>
-          <w:sz w:val="22"/>
-        </w:rPr>
-        <w:t>ISO 14971:2007 Medical devices -- Application of risk management to medical devices</w:t>
-      </w:r>
-    </w:p>
-    <w:p>
-      <w:pPr>
-        <w:spacing w:before="0" w:after="60" w:line="240" w:lineRule="auto"/>
-      </w:pPr>
-      <w:r>
-        <w:rPr>
-          <w:rFonts w:ascii="Calibri" w:hAnsi="Calibri" w:cs="Calibri"/>
-          <w:b w:val="0"/>
-          <w:color w:val="1C1F24"/>
-          <w:sz w:val="21"/>
-        </w:rPr>
-        <w:t>2008</w:t>
-      </w:r>
-    </w:p>
-    <w:p>
-      <w:pPr>
-        <w:spacing w:before="0" w:after="0" w:line="240" w:lineRule="auto"/>
-      </w:pPr>
-      <w:r>
-        <w:rPr>
-          <w:rFonts w:ascii="Calibri" w:hAnsi="Calibri" w:cs="Calibri"/>
-          <w:b/>
-          <w:color w:val="1C1F24"/>
-          <w:sz w:val="22"/>
-        </w:rPr>
-        <w:t>ISO 13485:2003 Medical devices -- Quality management systems -- Requirements for regulatory purposes</w:t>
-      </w:r>
-    </w:p>
-    <w:p>
-      <w:pPr>
-        <w:spacing w:before="0" w:after="60" w:line="240" w:lineRule="auto"/>
-      </w:pPr>
-      <w:r>
-        <w:rPr>
-          <w:rFonts w:ascii="Calibri" w:hAnsi="Calibri" w:cs="Calibri"/>
-          <w:b w:val="0"/>
-          <w:color w:val="1C1F24"/>
-          <w:sz w:val="21"/>
-        </w:rPr>
-        <w:t>2005</w:t>
-      </w:r>
-    </w:p>
-    <w:p>
-      <w:pPr>
-        <w:spacing w:before="240" w:after="40" w:line="240" w:lineRule="auto"/>
-        <w:pBdr>
-          <w:bottom w:val="single" w:sz="8" w:space="1" w:color="1C1F24"/>
-        </w:pBdr>
-      </w:pPr>
-      <w:r>
-        <w:rPr>
-          <w:rFonts w:ascii="Calibri" w:hAnsi="Calibri" w:cs="Calibri"/>
-          <w:b/>
-          <w:color w:val="1C1F24"/>
-          <w:sz w:val="22"/>
-        </w:rPr>
-        <w:t>ADDITIONAL INFORMATION</w:t>
-      </w:r>
-    </w:p>
-    <w:p>
-      <w:pPr>
-        <w:spacing w:before="0" w:after="60" w:line="240" w:lineRule="auto"/>
-      </w:pPr>
-      <w:r>
-        <w:rPr>
-          <w:rFonts w:ascii="Calibri" w:hAnsi="Calibri" w:cs="Calibri"/>
-          <w:b/>
-          <w:color w:val="1C1F24"/>
-          <w:sz w:val="22"/>
-        </w:rPr>
-        <w:t xml:space="preserve">TDD: </w:t>
-      </w:r>
-      <w:r>
-        <w:rPr>
-          <w:rFonts w:ascii="Calibri" w:hAnsi="Calibri" w:cs="Calibri"/>
-          <w:b w:val="0"/>
-          <w:color w:val="1C1F24"/>
-          <w:sz w:val="22"/>
-        </w:rPr>
-        <w:t>I am a proponent of Test Driven Development. I have written tests in Java, C#, C++ Python, Ruby, JavaScript, and even Powershell and SQL. I developed and performed training in automated testing for over 100 developers.</w:t>
-      </w:r>
-    </w:p>
-    <w:p>
-      <w:pPr>
-        <w:spacing w:before="0" w:after="60" w:line="240" w:lineRule="auto"/>
-      </w:pPr>
-      <w:r>
-        <w:rPr>
-          <w:rFonts w:ascii="Calibri" w:hAnsi="Calibri" w:cs="Calibri"/>
-          <w:b/>
-          <w:color w:val="1C1F24"/>
-          <w:sz w:val="22"/>
-        </w:rPr>
-        <w:t xml:space="preserve">Application Security: </w:t>
-      </w:r>
-      <w:r>
-        <w:rPr>
-          <w:rFonts w:ascii="Calibri" w:hAnsi="Calibri" w:cs="Calibri"/>
-          <w:b w:val="0"/>
-          <w:color w:val="1C1F24"/>
-          <w:sz w:val="22"/>
-        </w:rPr>
-        <w:t>In addition to fixing various common sense vulnerabilities (like unauthenticated access and SQL injection) I have begun applying skills learned at various security related training courses.</w:t>
-      </w:r>
-    </w:p>
-    <w:p>
-      <w:pPr>
-        <w:spacing w:before="0" w:after="60" w:line="240" w:lineRule="auto"/>
-      </w:pPr>
-      <w:r>
-        <w:rPr>
-          <w:rFonts w:ascii="Calibri" w:hAnsi="Calibri" w:cs="Calibri"/>
-          <w:b/>
-          <w:color w:val="1C1F24"/>
-          <w:sz w:val="22"/>
-        </w:rPr>
-        <w:t xml:space="preserve">Spoken Languages: </w:t>
-      </w:r>
-      <w:r>
-        <w:rPr>
-          <w:rFonts w:ascii="Calibri" w:hAnsi="Calibri" w:cs="Calibri"/>
-          <w:b w:val="0"/>
-          <w:color w:val="1C1F24"/>
-          <w:sz w:val="22"/>
-        </w:rPr>
-        <w:t>Native English and Spanish speaker</w:t>
-      </w:r>
-    </w:p>
     <w:sectPr>
       <w:pgSz w:w="12240" w:h="15840"/>
-      <w:pgMar w:top="864" w:right="1008" w:bottom="792" w:left="1008" w:header="432" w:footer="432" w:gutter="0"/>
+      <w:pgMar w:top="720" w:right="936" w:bottom="648" w:left="936" w:header="432" w:footer="432" w:gutter="0"/>
       <w:cols w:space="720"/>
       <w:docGrid w:linePitch="360"/>
     </w:sectPr>

--- a/benjamin-roedell-resume.docx
+++ b/benjamin-roedell-resume.docx
@@ -504,7 +504,7 @@
           <w:color w:val="1C1F24"/>
           <w:sz w:val="21"/>
         </w:rPr>
-        <w:t>Mentor retail engineers and advocate for simple, maintainable architecture in design decisions</w:t>
+        <w:t>Mentor 7 retail engineers and advocate for simple, maintainable architecture in design decisions</w:t>
       </w:r>
     </w:p>
     <w:p>

--- a/benjamin-roedell-resume.docx
+++ b/benjamin-roedell-resume.docx
@@ -166,7 +166,7 @@
           <w:color w:val="1C1F24"/>
           <w:sz w:val="22"/>
         </w:rPr>
-        <w:t>I raise delivery quality through automation and advocate for simple, maintainable architecture.</w:t>
+        <w:t>I raise delivery quality through automation and advocate for simple, maintainable architecture. I promote AI tools and services that improve products and productivity, and I keep the coding and delivery practices that make those tools effective.</w:t>
       </w:r>
     </w:p>
     <w:p>
@@ -370,6 +370,36 @@
           <w:sz w:val="21"/>
         </w:rPr>
         <w:t>Restaurant and Retail Software</w:t>
+      </w:r>
+    </w:p>
+    <w:p>
+      <w:pPr>
+        <w:pStyle w:val="ListBullet"/>
+        <w:spacing w:before="0" w:after="0" w:line="240" w:lineRule="auto"/>
+      </w:pPr>
+      <w:r>
+        <w:rPr>
+          <w:rFonts w:ascii="Calibri" w:hAnsi="Calibri" w:cs="Calibri"/>
+          <w:b w:val="0"/>
+          <w:color w:val="1C1F24"/>
+          <w:sz w:val="21"/>
+        </w:rPr>
+        <w:t>Encourage the coding and SDLC practices that make LLMs more effective, including steering QA from AI-run manual testing to Playwright automation after that approach proved expensive</w:t>
+      </w:r>
+    </w:p>
+    <w:p>
+      <w:pPr>
+        <w:pStyle w:val="ListBullet"/>
+        <w:spacing w:before="0" w:after="0" w:line="240" w:lineRule="auto"/>
+      </w:pPr>
+      <w:r>
+        <w:rPr>
+          <w:rFonts w:ascii="Calibri" w:hAnsi="Calibri" w:cs="Calibri"/>
+          <w:b w:val="0"/>
+          <w:color w:val="1C1F24"/>
+          <w:sz w:val="21"/>
+        </w:rPr>
+        <w:t>Enable cloud-based development environments so AI tools are not limited to a single local machine, letting the team work on multiple tasks without slowing those machines</w:t>
       </w:r>
     </w:p>
     <w:p>

--- a/benjamin-roedell-resume.docx
+++ b/benjamin-roedell-resume.docx
@@ -5,6 +5,8 @@
     <w:p>
       <w:pPr>
         <w:spacing w:before="0" w:after="0" w:line="240" w:lineRule="auto"/>
+        <w:snapToGrid w:val="0"/>
+        <w:widowControl w:val="0"/>
       </w:pPr>
       <w:r>
         <w:rPr>
@@ -19,6 +21,8 @@
     <w:p>
       <w:pPr>
         <w:spacing w:before="0" w:after="0" w:line="240" w:lineRule="auto"/>
+        <w:snapToGrid w:val="0"/>
+        <w:widowControl w:val="0"/>
       </w:pPr>
       <w:r>
         <w:rPr>
@@ -33,6 +37,8 @@
     <w:p>
       <w:pPr>
         <w:spacing w:before="0" w:after="20" w:line="240" w:lineRule="auto"/>
+        <w:snapToGrid w:val="0"/>
+        <w:widowControl w:val="0"/>
       </w:pPr>
       <w:r>
         <w:rPr>
@@ -47,6 +53,8 @@
     <w:p>
       <w:pPr>
         <w:spacing w:before="0" w:after="40" w:line="240" w:lineRule="auto"/>
+        <w:snapToGrid w:val="0"/>
+        <w:widowControl w:val="0"/>
       </w:pPr>
       <w:hyperlink r:id="rId9">
         <w:r>
@@ -126,7 +134,9 @@
     </w:p>
     <w:p>
       <w:pPr>
-        <w:spacing w:before="160" w:after="20" w:line="240" w:lineRule="auto"/>
+        <w:spacing w:before="80" w:after="20" w:line="240" w:lineRule="auto"/>
+        <w:snapToGrid w:val="0"/>
+        <w:widowControl w:val="0"/>
         <w:pBdr>
           <w:bottom w:val="single" w:sz="8" w:space="1" w:color="1C1F24"/>
         </w:pBdr>
@@ -143,7 +153,9 @@
     </w:p>
     <w:p>
       <w:pPr>
-        <w:spacing w:before="0" w:after="40" w:line="240" w:lineRule="auto"/>
+        <w:spacing w:before="0" w:after="20" w:line="240" w:lineRule="auto"/>
+        <w:snapToGrid w:val="0"/>
+        <w:widowControl w:val="0"/>
       </w:pPr>
       <w:r>
         <w:rPr>
@@ -157,7 +169,9 @@
     </w:p>
     <w:p>
       <w:pPr>
-        <w:spacing w:before="0" w:after="40" w:line="240" w:lineRule="auto"/>
+        <w:spacing w:before="0" w:after="20" w:line="240" w:lineRule="auto"/>
+        <w:snapToGrid w:val="0"/>
+        <w:widowControl w:val="0"/>
       </w:pPr>
       <w:r>
         <w:rPr>
@@ -171,7 +185,9 @@
     </w:p>
     <w:p>
       <w:pPr>
-        <w:spacing w:before="0" w:after="40" w:line="240" w:lineRule="auto"/>
+        <w:spacing w:before="0" w:after="20" w:line="240" w:lineRule="auto"/>
+        <w:snapToGrid w:val="0"/>
+        <w:widowControl w:val="0"/>
       </w:pPr>
       <w:r>
         <w:rPr>
@@ -185,7 +201,9 @@
     </w:p>
     <w:p>
       <w:pPr>
-        <w:spacing w:before="0" w:after="40" w:line="240" w:lineRule="auto"/>
+        <w:spacing w:before="0" w:after="20" w:line="240" w:lineRule="auto"/>
+        <w:snapToGrid w:val="0"/>
+        <w:widowControl w:val="0"/>
       </w:pPr>
       <w:r>
         <w:rPr>
@@ -199,7 +217,9 @@
     </w:p>
     <w:p>
       <w:pPr>
-        <w:spacing w:before="0" w:after="40" w:line="240" w:lineRule="auto"/>
+        <w:spacing w:before="0" w:after="20" w:line="240" w:lineRule="auto"/>
+        <w:snapToGrid w:val="0"/>
+        <w:widowControl w:val="0"/>
       </w:pPr>
       <w:r>
         <w:rPr>
@@ -213,7 +233,9 @@
     </w:p>
     <w:p>
       <w:pPr>
-        <w:spacing w:before="160" w:after="20" w:line="240" w:lineRule="auto"/>
+        <w:spacing w:before="80" w:after="20" w:line="240" w:lineRule="auto"/>
+        <w:snapToGrid w:val="0"/>
+        <w:widowControl w:val="0"/>
         <w:pBdr>
           <w:bottom w:val="single" w:sz="8" w:space="1" w:color="1C1F24"/>
         </w:pBdr>
@@ -231,6 +253,8 @@
     <w:p>
       <w:pPr>
         <w:spacing w:before="20" w:after="20" w:line="240" w:lineRule="auto"/>
+        <w:snapToGrid w:val="0"/>
+        <w:widowControl w:val="0"/>
       </w:pPr>
       <w:hyperlink r:id="rId13">
         <w:r>
@@ -257,6 +281,8 @@
     <w:p>
       <w:pPr>
         <w:spacing w:before="20" w:after="20" w:line="240" w:lineRule="auto"/>
+        <w:snapToGrid w:val="0"/>
+        <w:widowControl w:val="0"/>
       </w:pPr>
       <w:hyperlink r:id="rId14">
         <w:r>
@@ -282,7 +308,9 @@
     </w:p>
     <w:p>
       <w:pPr>
-        <w:spacing w:before="160" w:after="20" w:line="240" w:lineRule="auto"/>
+        <w:spacing w:before="80" w:after="20" w:line="240" w:lineRule="auto"/>
+        <w:snapToGrid w:val="0"/>
+        <w:widowControl w:val="0"/>
         <w:pBdr>
           <w:bottom w:val="single" w:sz="8" w:space="1" w:color="1C1F24"/>
         </w:pBdr>
@@ -299,7 +327,9 @@
     </w:p>
     <w:p>
       <w:pPr>
-        <w:spacing w:before="0" w:after="40" w:line="240" w:lineRule="auto"/>
+        <w:spacing w:before="0" w:after="20" w:line="240" w:lineRule="auto"/>
+        <w:snapToGrid w:val="0"/>
+        <w:widowControl w:val="0"/>
       </w:pPr>
       <w:r>
         <w:rPr>
@@ -313,7 +343,9 @@
     </w:p>
     <w:p>
       <w:pPr>
-        <w:spacing w:before="160" w:after="20" w:line="240" w:lineRule="auto"/>
+        <w:spacing w:before="80" w:after="20" w:line="240" w:lineRule="auto"/>
+        <w:snapToGrid w:val="0"/>
+        <w:widowControl w:val="0"/>
         <w:pBdr>
           <w:bottom w:val="single" w:sz="8" w:space="1" w:color="1C1F24"/>
         </w:pBdr>
@@ -330,10 +362,12 @@
     </w:p>
     <w:p>
       <w:pPr>
+        <w:spacing w:before="20" w:after="0" w:line="240" w:lineRule="auto"/>
         <w:tabs>
           <w:tab w:pos="10368" w:val="right"/>
         </w:tabs>
-        <w:spacing w:before="60" w:after="0" w:line="240" w:lineRule="auto"/>
+        <w:snapToGrid w:val="0"/>
+        <w:widowControl w:val="0"/>
       </w:pPr>
       <w:r>
         <w:rPr>
@@ -357,10 +391,12 @@
     </w:p>
     <w:p>
       <w:pPr>
+        <w:spacing w:before="0" w:after="0" w:line="240" w:lineRule="auto"/>
         <w:tabs>
           <w:tab w:pos="10368" w:val="right"/>
         </w:tabs>
-        <w:spacing w:before="0" w:after="0" w:line="240" w:lineRule="auto"/>
+        <w:snapToGrid w:val="0"/>
+        <w:widowControl w:val="0"/>
       </w:pPr>
       <w:r>
         <w:rPr>
@@ -375,7 +411,9 @@
     <w:p>
       <w:pPr>
         <w:pStyle w:val="ListBullet"/>
-        <w:spacing w:before="0" w:after="0" w:line="240" w:lineRule="auto"/>
+        <w:spacing w:before="0" w:after="0" w:line="260" w:lineRule="exact"/>
+        <w:snapToGrid w:val="0"/>
+        <w:widowControl w:val="0"/>
       </w:pPr>
       <w:r>
         <w:rPr>
@@ -390,7 +428,9 @@
     <w:p>
       <w:pPr>
         <w:pStyle w:val="ListBullet"/>
-        <w:spacing w:before="0" w:after="0" w:line="240" w:lineRule="auto"/>
+        <w:spacing w:before="0" w:after="0" w:line="260" w:lineRule="exact"/>
+        <w:snapToGrid w:val="0"/>
+        <w:widowControl w:val="0"/>
       </w:pPr>
       <w:r>
         <w:rPr>
@@ -405,7 +445,9 @@
     <w:p>
       <w:pPr>
         <w:pStyle w:val="ListBullet"/>
-        <w:spacing w:before="0" w:after="0" w:line="240" w:lineRule="auto"/>
+        <w:spacing w:before="0" w:after="0" w:line="260" w:lineRule="exact"/>
+        <w:snapToGrid w:val="0"/>
+        <w:widowControl w:val="0"/>
       </w:pPr>
       <w:r>
         <w:rPr>
@@ -420,7 +462,9 @@
     <w:p>
       <w:pPr>
         <w:pStyle w:val="ListBullet"/>
-        <w:spacing w:before="0" w:after="0" w:line="240" w:lineRule="auto"/>
+        <w:spacing w:before="0" w:after="0" w:line="260" w:lineRule="exact"/>
+        <w:snapToGrid w:val="0"/>
+        <w:widowControl w:val="0"/>
       </w:pPr>
       <w:r>
         <w:rPr>
@@ -435,7 +479,9 @@
     <w:p>
       <w:pPr>
         <w:pStyle w:val="ListBullet"/>
-        <w:spacing w:before="0" w:after="0" w:line="240" w:lineRule="auto"/>
+        <w:spacing w:before="0" w:after="0" w:line="260" w:lineRule="exact"/>
+        <w:snapToGrid w:val="0"/>
+        <w:widowControl w:val="0"/>
       </w:pPr>
       <w:r>
         <w:rPr>
@@ -450,7 +496,9 @@
     <w:p>
       <w:pPr>
         <w:pStyle w:val="ListBullet"/>
-        <w:spacing w:before="0" w:after="0" w:line="240" w:lineRule="auto"/>
+        <w:spacing w:before="0" w:after="0" w:line="260" w:lineRule="exact"/>
+        <w:snapToGrid w:val="0"/>
+        <w:widowControl w:val="0"/>
       </w:pPr>
       <w:r>
         <w:rPr>
@@ -465,7 +513,9 @@
     <w:p>
       <w:pPr>
         <w:pStyle w:val="ListBullet"/>
-        <w:spacing w:before="0" w:after="0" w:line="240" w:lineRule="auto"/>
+        <w:spacing w:before="0" w:after="0" w:line="260" w:lineRule="exact"/>
+        <w:snapToGrid w:val="0"/>
+        <w:widowControl w:val="0"/>
       </w:pPr>
       <w:r>
         <w:rPr>
@@ -480,7 +530,9 @@
     <w:p>
       <w:pPr>
         <w:pStyle w:val="ListBullet"/>
-        <w:spacing w:before="0" w:after="0" w:line="240" w:lineRule="auto"/>
+        <w:spacing w:before="0" w:after="0" w:line="260" w:lineRule="exact"/>
+        <w:snapToGrid w:val="0"/>
+        <w:widowControl w:val="0"/>
       </w:pPr>
       <w:r>
         <w:rPr>
@@ -495,7 +547,9 @@
     <w:p>
       <w:pPr>
         <w:pStyle w:val="ListBullet"/>
-        <w:spacing w:before="0" w:after="0" w:line="240" w:lineRule="auto"/>
+        <w:spacing w:before="0" w:after="0" w:line="260" w:lineRule="exact"/>
+        <w:snapToGrid w:val="0"/>
+        <w:widowControl w:val="0"/>
       </w:pPr>
       <w:r>
         <w:rPr>
@@ -510,7 +564,9 @@
     <w:p>
       <w:pPr>
         <w:pStyle w:val="ListBullet"/>
-        <w:spacing w:before="0" w:after="0" w:line="240" w:lineRule="auto"/>
+        <w:spacing w:before="0" w:after="0" w:line="260" w:lineRule="exact"/>
+        <w:snapToGrid w:val="0"/>
+        <w:widowControl w:val="0"/>
       </w:pPr>
       <w:r>
         <w:rPr>
@@ -525,7 +581,9 @@
     <w:p>
       <w:pPr>
         <w:pStyle w:val="ListBullet"/>
-        <w:spacing w:before="0" w:after="0" w:line="240" w:lineRule="auto"/>
+        <w:spacing w:before="0" w:after="0" w:line="260" w:lineRule="exact"/>
+        <w:snapToGrid w:val="0"/>
+        <w:widowControl w:val="0"/>
       </w:pPr>
       <w:r>
         <w:rPr>
@@ -539,10 +597,12 @@
     </w:p>
     <w:p>
       <w:pPr>
+        <w:spacing w:before="20" w:after="0" w:line="240" w:lineRule="auto"/>
         <w:tabs>
           <w:tab w:pos="10368" w:val="right"/>
         </w:tabs>
-        <w:spacing w:before="60" w:after="0" w:line="240" w:lineRule="auto"/>
+        <w:snapToGrid w:val="0"/>
+        <w:widowControl w:val="0"/>
       </w:pPr>
       <w:r>
         <w:rPr>
@@ -566,10 +626,12 @@
     </w:p>
     <w:p>
       <w:pPr>
+        <w:spacing w:before="0" w:after="0" w:line="240" w:lineRule="auto"/>
         <w:tabs>
           <w:tab w:pos="10368" w:val="right"/>
         </w:tabs>
-        <w:spacing w:before="0" w:after="0" w:line="240" w:lineRule="auto"/>
+        <w:snapToGrid w:val="0"/>
+        <w:widowControl w:val="0"/>
       </w:pPr>
       <w:r>
         <w:rPr>
@@ -584,7 +646,9 @@
     <w:p>
       <w:pPr>
         <w:pStyle w:val="ListBullet"/>
-        <w:spacing w:before="0" w:after="0" w:line="240" w:lineRule="auto"/>
+        <w:spacing w:before="0" w:after="0" w:line="260" w:lineRule="exact"/>
+        <w:snapToGrid w:val="0"/>
+        <w:widowControl w:val="0"/>
       </w:pPr>
       <w:r>
         <w:rPr>
@@ -599,7 +663,9 @@
     <w:p>
       <w:pPr>
         <w:pStyle w:val="ListBullet"/>
-        <w:spacing w:before="0" w:after="0" w:line="240" w:lineRule="auto"/>
+        <w:spacing w:before="0" w:after="0" w:line="260" w:lineRule="exact"/>
+        <w:snapToGrid w:val="0"/>
+        <w:widowControl w:val="0"/>
       </w:pPr>
       <w:r>
         <w:rPr>
@@ -614,7 +680,9 @@
     <w:p>
       <w:pPr>
         <w:pStyle w:val="ListBullet"/>
-        <w:spacing w:before="0" w:after="0" w:line="240" w:lineRule="auto"/>
+        <w:spacing w:before="0" w:after="0" w:line="260" w:lineRule="exact"/>
+        <w:snapToGrid w:val="0"/>
+        <w:widowControl w:val="0"/>
       </w:pPr>
       <w:r>
         <w:rPr>
@@ -629,7 +697,9 @@
     <w:p>
       <w:pPr>
         <w:pStyle w:val="ListBullet"/>
-        <w:spacing w:before="0" w:after="0" w:line="240" w:lineRule="auto"/>
+        <w:spacing w:before="0" w:after="0" w:line="260" w:lineRule="exact"/>
+        <w:snapToGrid w:val="0"/>
+        <w:widowControl w:val="0"/>
       </w:pPr>
       <w:r>
         <w:rPr>
@@ -644,7 +714,9 @@
     <w:p>
       <w:pPr>
         <w:pStyle w:val="ListBullet"/>
-        <w:spacing w:before="0" w:after="0" w:line="240" w:lineRule="auto"/>
+        <w:spacing w:before="0" w:after="0" w:line="260" w:lineRule="exact"/>
+        <w:snapToGrid w:val="0"/>
+        <w:widowControl w:val="0"/>
       </w:pPr>
       <w:r>
         <w:rPr>
@@ -659,7 +731,9 @@
     <w:p>
       <w:pPr>
         <w:pStyle w:val="ListBullet"/>
-        <w:spacing w:before="0" w:after="0" w:line="240" w:lineRule="auto"/>
+        <w:spacing w:before="0" w:after="0" w:line="260" w:lineRule="exact"/>
+        <w:snapToGrid w:val="0"/>
+        <w:widowControl w:val="0"/>
       </w:pPr>
       <w:r>
         <w:rPr>
@@ -674,7 +748,9 @@
     <w:p>
       <w:pPr>
         <w:pStyle w:val="ListBullet"/>
-        <w:spacing w:before="0" w:after="0" w:line="240" w:lineRule="auto"/>
+        <w:spacing w:before="0" w:after="0" w:line="260" w:lineRule="exact"/>
+        <w:snapToGrid w:val="0"/>
+        <w:widowControl w:val="0"/>
       </w:pPr>
       <w:r>
         <w:rPr>
@@ -689,7 +765,9 @@
     <w:p>
       <w:pPr>
         <w:pStyle w:val="ListBullet"/>
-        <w:spacing w:before="0" w:after="0" w:line="240" w:lineRule="auto"/>
+        <w:spacing w:before="0" w:after="0" w:line="260" w:lineRule="exact"/>
+        <w:snapToGrid w:val="0"/>
+        <w:widowControl w:val="0"/>
       </w:pPr>
       <w:r>
         <w:rPr>
@@ -704,7 +782,9 @@
     <w:p>
       <w:pPr>
         <w:pStyle w:val="ListBullet"/>
-        <w:spacing w:before="0" w:after="0" w:line="240" w:lineRule="auto"/>
+        <w:spacing w:before="0" w:after="0" w:line="260" w:lineRule="exact"/>
+        <w:snapToGrid w:val="0"/>
+        <w:widowControl w:val="0"/>
       </w:pPr>
       <w:r>
         <w:rPr>
@@ -719,7 +799,9 @@
     <w:p>
       <w:pPr>
         <w:pStyle w:val="ListBullet"/>
-        <w:spacing w:before="0" w:after="0" w:line="240" w:lineRule="auto"/>
+        <w:spacing w:before="0" w:after="0" w:line="260" w:lineRule="exact"/>
+        <w:snapToGrid w:val="0"/>
+        <w:widowControl w:val="0"/>
       </w:pPr>
       <w:r>
         <w:rPr>
@@ -734,7 +816,9 @@
     <w:p>
       <w:pPr>
         <w:pStyle w:val="ListBullet"/>
-        <w:spacing w:before="0" w:after="0" w:line="240" w:lineRule="auto"/>
+        <w:spacing w:before="0" w:after="0" w:line="260" w:lineRule="exact"/>
+        <w:snapToGrid w:val="0"/>
+        <w:widowControl w:val="0"/>
       </w:pPr>
       <w:r>
         <w:rPr>
@@ -748,10 +832,12 @@
     </w:p>
     <w:p>
       <w:pPr>
+        <w:spacing w:before="20" w:after="0" w:line="240" w:lineRule="auto"/>
         <w:tabs>
           <w:tab w:pos="10368" w:val="right"/>
         </w:tabs>
-        <w:spacing w:before="60" w:after="0" w:line="240" w:lineRule="auto"/>
+        <w:snapToGrid w:val="0"/>
+        <w:widowControl w:val="0"/>
       </w:pPr>
       <w:r>
         <w:rPr>
@@ -775,10 +861,12 @@
     </w:p>
     <w:p>
       <w:pPr>
+        <w:spacing w:before="0" w:after="0" w:line="240" w:lineRule="auto"/>
         <w:tabs>
           <w:tab w:pos="10368" w:val="right"/>
         </w:tabs>
-        <w:spacing w:before="0" w:after="0" w:line="240" w:lineRule="auto"/>
+        <w:snapToGrid w:val="0"/>
+        <w:widowControl w:val="0"/>
       </w:pPr>
       <w:r>
         <w:rPr>
@@ -793,7 +881,9 @@
     <w:p>
       <w:pPr>
         <w:pStyle w:val="ListBullet"/>
-        <w:spacing w:before="0" w:after="0" w:line="240" w:lineRule="auto"/>
+        <w:spacing w:before="0" w:after="0" w:line="260" w:lineRule="exact"/>
+        <w:snapToGrid w:val="0"/>
+        <w:widowControl w:val="0"/>
       </w:pPr>
       <w:r>
         <w:rPr>
@@ -808,7 +898,9 @@
     <w:p>
       <w:pPr>
         <w:pStyle w:val="ListBullet"/>
-        <w:spacing w:before="0" w:after="0" w:line="240" w:lineRule="auto"/>
+        <w:spacing w:before="0" w:after="0" w:line="260" w:lineRule="exact"/>
+        <w:snapToGrid w:val="0"/>
+        <w:widowControl w:val="0"/>
       </w:pPr>
       <w:r>
         <w:rPr>
@@ -823,7 +915,9 @@
     <w:p>
       <w:pPr>
         <w:pStyle w:val="ListBullet"/>
-        <w:spacing w:before="0" w:after="0" w:line="240" w:lineRule="auto"/>
+        <w:spacing w:before="0" w:after="0" w:line="260" w:lineRule="exact"/>
+        <w:snapToGrid w:val="0"/>
+        <w:widowControl w:val="0"/>
       </w:pPr>
       <w:r>
         <w:rPr>
@@ -838,7 +932,9 @@
     <w:p>
       <w:pPr>
         <w:pStyle w:val="ListBullet"/>
-        <w:spacing w:before="0" w:after="0" w:line="240" w:lineRule="auto"/>
+        <w:spacing w:before="0" w:after="0" w:line="260" w:lineRule="exact"/>
+        <w:snapToGrid w:val="0"/>
+        <w:widowControl w:val="0"/>
       </w:pPr>
       <w:r>
         <w:rPr>
@@ -853,7 +949,9 @@
     <w:p>
       <w:pPr>
         <w:pStyle w:val="ListBullet"/>
-        <w:spacing w:before="0" w:after="0" w:line="240" w:lineRule="auto"/>
+        <w:spacing w:before="0" w:after="0" w:line="260" w:lineRule="exact"/>
+        <w:snapToGrid w:val="0"/>
+        <w:widowControl w:val="0"/>
       </w:pPr>
       <w:r>
         <w:rPr>
@@ -868,7 +966,9 @@
     <w:p>
       <w:pPr>
         <w:pStyle w:val="ListBullet"/>
-        <w:spacing w:before="0" w:after="0" w:line="240" w:lineRule="auto"/>
+        <w:spacing w:before="0" w:after="0" w:line="260" w:lineRule="exact"/>
+        <w:snapToGrid w:val="0"/>
+        <w:widowControl w:val="0"/>
       </w:pPr>
       <w:r>
         <w:rPr>
@@ -883,7 +983,9 @@
     <w:p>
       <w:pPr>
         <w:pStyle w:val="ListBullet"/>
-        <w:spacing w:before="0" w:after="0" w:line="240" w:lineRule="auto"/>
+        <w:spacing w:before="0" w:after="0" w:line="260" w:lineRule="exact"/>
+        <w:snapToGrid w:val="0"/>
+        <w:widowControl w:val="0"/>
       </w:pPr>
       <w:r>
         <w:rPr>
@@ -897,10 +999,12 @@
     </w:p>
     <w:p>
       <w:pPr>
+        <w:spacing w:before="20" w:after="0" w:line="240" w:lineRule="auto"/>
         <w:tabs>
           <w:tab w:pos="10368" w:val="right"/>
         </w:tabs>
-        <w:spacing w:before="60" w:after="0" w:line="240" w:lineRule="auto"/>
+        <w:snapToGrid w:val="0"/>
+        <w:widowControl w:val="0"/>
       </w:pPr>
       <w:r>
         <w:rPr>
@@ -924,10 +1028,12 @@
     </w:p>
     <w:p>
       <w:pPr>
+        <w:spacing w:before="0" w:after="0" w:line="240" w:lineRule="auto"/>
         <w:tabs>
           <w:tab w:pos="10368" w:val="right"/>
         </w:tabs>
-        <w:spacing w:before="0" w:after="0" w:line="240" w:lineRule="auto"/>
+        <w:snapToGrid w:val="0"/>
+        <w:widowControl w:val="0"/>
       </w:pPr>
       <w:r>
         <w:rPr>
@@ -942,7 +1048,9 @@
     <w:p>
       <w:pPr>
         <w:pStyle w:val="ListBullet"/>
-        <w:spacing w:before="0" w:after="0" w:line="240" w:lineRule="auto"/>
+        <w:spacing w:before="0" w:after="0" w:line="260" w:lineRule="exact"/>
+        <w:snapToGrid w:val="0"/>
+        <w:widowControl w:val="0"/>
       </w:pPr>
       <w:r>
         <w:rPr>
@@ -957,7 +1065,9 @@
     <w:p>
       <w:pPr>
         <w:pStyle w:val="ListBullet"/>
-        <w:spacing w:before="0" w:after="0" w:line="240" w:lineRule="auto"/>
+        <w:spacing w:before="0" w:after="0" w:line="260" w:lineRule="exact"/>
+        <w:snapToGrid w:val="0"/>
+        <w:widowControl w:val="0"/>
       </w:pPr>
       <w:r>
         <w:rPr>
@@ -972,7 +1082,9 @@
     <w:p>
       <w:pPr>
         <w:pStyle w:val="ListBullet"/>
-        <w:spacing w:before="0" w:after="0" w:line="240" w:lineRule="auto"/>
+        <w:spacing w:before="0" w:after="0" w:line="260" w:lineRule="exact"/>
+        <w:snapToGrid w:val="0"/>
+        <w:widowControl w:val="0"/>
       </w:pPr>
       <w:r>
         <w:rPr>
@@ -987,7 +1099,9 @@
     <w:p>
       <w:pPr>
         <w:pStyle w:val="ListBullet"/>
-        <w:spacing w:before="0" w:after="0" w:line="240" w:lineRule="auto"/>
+        <w:spacing w:before="0" w:after="0" w:line="260" w:lineRule="exact"/>
+        <w:snapToGrid w:val="0"/>
+        <w:widowControl w:val="0"/>
       </w:pPr>
       <w:r>
         <w:rPr>
@@ -1001,10 +1115,12 @@
     </w:p>
     <w:p>
       <w:pPr>
+        <w:spacing w:before="20" w:after="0" w:line="240" w:lineRule="auto"/>
         <w:tabs>
           <w:tab w:pos="10368" w:val="right"/>
         </w:tabs>
-        <w:spacing w:before="60" w:after="0" w:line="240" w:lineRule="auto"/>
+        <w:snapToGrid w:val="0"/>
+        <w:widowControl w:val="0"/>
       </w:pPr>
       <w:r>
         <w:rPr>
@@ -1028,10 +1144,12 @@
     </w:p>
     <w:p>
       <w:pPr>
+        <w:spacing w:before="0" w:after="0" w:line="240" w:lineRule="auto"/>
         <w:tabs>
           <w:tab w:pos="10368" w:val="right"/>
         </w:tabs>
-        <w:spacing w:before="0" w:after="0" w:line="240" w:lineRule="auto"/>
+        <w:snapToGrid w:val="0"/>
+        <w:widowControl w:val="0"/>
       </w:pPr>
       <w:r>
         <w:rPr>
@@ -1046,7 +1164,9 @@
     <w:p>
       <w:pPr>
         <w:pStyle w:val="ListBullet"/>
-        <w:spacing w:before="0" w:after="0" w:line="240" w:lineRule="auto"/>
+        <w:spacing w:before="0" w:after="0" w:line="260" w:lineRule="exact"/>
+        <w:snapToGrid w:val="0"/>
+        <w:widowControl w:val="0"/>
       </w:pPr>
       <w:r>
         <w:rPr>
@@ -1061,7 +1181,9 @@
     <w:p>
       <w:pPr>
         <w:pStyle w:val="ListBullet"/>
-        <w:spacing w:before="0" w:after="0" w:line="240" w:lineRule="auto"/>
+        <w:spacing w:before="0" w:after="0" w:line="260" w:lineRule="exact"/>
+        <w:snapToGrid w:val="0"/>
+        <w:widowControl w:val="0"/>
       </w:pPr>
       <w:r>
         <w:rPr>
@@ -1076,7 +1198,9 @@
     <w:p>
       <w:pPr>
         <w:pStyle w:val="ListBullet"/>
-        <w:spacing w:before="0" w:after="0" w:line="240" w:lineRule="auto"/>
+        <w:spacing w:before="0" w:after="0" w:line="260" w:lineRule="exact"/>
+        <w:snapToGrid w:val="0"/>
+        <w:widowControl w:val="0"/>
       </w:pPr>
       <w:r>
         <w:rPr>
@@ -1091,7 +1215,9 @@
     <w:p>
       <w:pPr>
         <w:pStyle w:val="ListBullet"/>
-        <w:spacing w:before="0" w:after="0" w:line="240" w:lineRule="auto"/>
+        <w:spacing w:before="0" w:after="0" w:line="260" w:lineRule="exact"/>
+        <w:snapToGrid w:val="0"/>
+        <w:widowControl w:val="0"/>
       </w:pPr>
       <w:r>
         <w:rPr>
@@ -1106,7 +1232,9 @@
     <w:p>
       <w:pPr>
         <w:pStyle w:val="ListBullet"/>
-        <w:spacing w:before="0" w:after="0" w:line="240" w:lineRule="auto"/>
+        <w:spacing w:before="0" w:after="0" w:line="260" w:lineRule="exact"/>
+        <w:snapToGrid w:val="0"/>
+        <w:widowControl w:val="0"/>
       </w:pPr>
       <w:r>
         <w:rPr>
@@ -1120,10 +1248,12 @@
     </w:p>
     <w:p>
       <w:pPr>
+        <w:spacing w:before="20" w:after="0" w:line="240" w:lineRule="auto"/>
         <w:tabs>
           <w:tab w:pos="10368" w:val="right"/>
         </w:tabs>
-        <w:spacing w:before="60" w:after="0" w:line="240" w:lineRule="auto"/>
+        <w:snapToGrid w:val="0"/>
+        <w:widowControl w:val="0"/>
       </w:pPr>
       <w:r>
         <w:rPr>
@@ -1147,10 +1277,12 @@
     </w:p>
     <w:p>
       <w:pPr>
+        <w:spacing w:before="0" w:after="0" w:line="240" w:lineRule="auto"/>
         <w:tabs>
           <w:tab w:pos="10368" w:val="right"/>
         </w:tabs>
-        <w:spacing w:before="0" w:after="0" w:line="240" w:lineRule="auto"/>
+        <w:snapToGrid w:val="0"/>
+        <w:widowControl w:val="0"/>
       </w:pPr>
       <w:r>
         <w:rPr>
@@ -1165,7 +1297,9 @@
     <w:p>
       <w:pPr>
         <w:pStyle w:val="ListBullet"/>
-        <w:spacing w:before="0" w:after="0" w:line="240" w:lineRule="auto"/>
+        <w:spacing w:before="0" w:after="0" w:line="260" w:lineRule="exact"/>
+        <w:snapToGrid w:val="0"/>
+        <w:widowControl w:val="0"/>
       </w:pPr>
       <w:r>
         <w:rPr>
@@ -1180,7 +1314,9 @@
     <w:p>
       <w:pPr>
         <w:pStyle w:val="ListBullet"/>
-        <w:spacing w:before="0" w:after="0" w:line="240" w:lineRule="auto"/>
+        <w:spacing w:before="0" w:after="0" w:line="260" w:lineRule="exact"/>
+        <w:snapToGrid w:val="0"/>
+        <w:widowControl w:val="0"/>
       </w:pPr>
       <w:r>
         <w:rPr>
@@ -1195,7 +1331,9 @@
     <w:p>
       <w:pPr>
         <w:pStyle w:val="ListBullet"/>
-        <w:spacing w:before="0" w:after="0" w:line="240" w:lineRule="auto"/>
+        <w:spacing w:before="0" w:after="0" w:line="260" w:lineRule="exact"/>
+        <w:snapToGrid w:val="0"/>
+        <w:widowControl w:val="0"/>
       </w:pPr>
       <w:r>
         <w:rPr>
@@ -1209,10 +1347,12 @@
     </w:p>
     <w:p>
       <w:pPr>
+        <w:spacing w:before="20" w:after="0" w:line="240" w:lineRule="auto"/>
         <w:tabs>
           <w:tab w:pos="10368" w:val="right"/>
         </w:tabs>
-        <w:spacing w:before="60" w:after="0" w:line="240" w:lineRule="auto"/>
+        <w:snapToGrid w:val="0"/>
+        <w:widowControl w:val="0"/>
       </w:pPr>
       <w:r>
         <w:rPr>
@@ -1236,10 +1376,12 @@
     </w:p>
     <w:p>
       <w:pPr>
+        <w:spacing w:before="0" w:after="0" w:line="240" w:lineRule="auto"/>
         <w:tabs>
           <w:tab w:pos="10368" w:val="right"/>
         </w:tabs>
-        <w:spacing w:before="0" w:after="0" w:line="240" w:lineRule="auto"/>
+        <w:snapToGrid w:val="0"/>
+        <w:widowControl w:val="0"/>
       </w:pPr>
       <w:r>
         <w:rPr>
@@ -1254,7 +1396,9 @@
     <w:p>
       <w:pPr>
         <w:pStyle w:val="ListBullet"/>
-        <w:spacing w:before="0" w:after="0" w:line="240" w:lineRule="auto"/>
+        <w:spacing w:before="0" w:after="0" w:line="260" w:lineRule="exact"/>
+        <w:snapToGrid w:val="0"/>
+        <w:widowControl w:val="0"/>
       </w:pPr>
       <w:r>
         <w:rPr>
@@ -1268,10 +1412,12 @@
     </w:p>
     <w:p>
       <w:pPr>
+        <w:spacing w:before="20" w:after="0" w:line="240" w:lineRule="auto"/>
         <w:tabs>
           <w:tab w:pos="10368" w:val="right"/>
         </w:tabs>
-        <w:spacing w:before="60" w:after="0" w:line="240" w:lineRule="auto"/>
+        <w:snapToGrid w:val="0"/>
+        <w:widowControl w:val="0"/>
       </w:pPr>
       <w:r>
         <w:rPr>
@@ -1295,10 +1441,12 @@
     </w:p>
     <w:p>
       <w:pPr>
+        <w:spacing w:before="0" w:after="0" w:line="240" w:lineRule="auto"/>
         <w:tabs>
           <w:tab w:pos="10368" w:val="right"/>
         </w:tabs>
-        <w:spacing w:before="0" w:after="0" w:line="240" w:lineRule="auto"/>
+        <w:snapToGrid w:val="0"/>
+        <w:widowControl w:val="0"/>
       </w:pPr>
       <w:r>
         <w:rPr>
@@ -1313,7 +1461,9 @@
     <w:p>
       <w:pPr>
         <w:pStyle w:val="ListBullet"/>
-        <w:spacing w:before="0" w:after="0" w:line="240" w:lineRule="auto"/>
+        <w:spacing w:before="0" w:after="0" w:line="260" w:lineRule="exact"/>
+        <w:snapToGrid w:val="0"/>
+        <w:widowControl w:val="0"/>
       </w:pPr>
       <w:r>
         <w:rPr>
@@ -1328,7 +1478,9 @@
     <w:p>
       <w:pPr>
         <w:pStyle w:val="ListBullet"/>
-        <w:spacing w:before="0" w:after="0" w:line="240" w:lineRule="auto"/>
+        <w:spacing w:before="0" w:after="0" w:line="260" w:lineRule="exact"/>
+        <w:snapToGrid w:val="0"/>
+        <w:widowControl w:val="0"/>
       </w:pPr>
       <w:r>
         <w:rPr>
@@ -1343,7 +1495,9 @@
     <w:p>
       <w:pPr>
         <w:pStyle w:val="ListBullet"/>
-        <w:spacing w:before="0" w:after="0" w:line="240" w:lineRule="auto"/>
+        <w:spacing w:before="0" w:after="0" w:line="260" w:lineRule="exact"/>
+        <w:snapToGrid w:val="0"/>
+        <w:widowControl w:val="0"/>
       </w:pPr>
       <w:r>
         <w:rPr>
@@ -1358,7 +1512,9 @@
     <w:p>
       <w:pPr>
         <w:pStyle w:val="ListBullet"/>
-        <w:spacing w:before="0" w:after="0" w:line="240" w:lineRule="auto"/>
+        <w:spacing w:before="0" w:after="0" w:line="260" w:lineRule="exact"/>
+        <w:snapToGrid w:val="0"/>
+        <w:widowControl w:val="0"/>
       </w:pPr>
       <w:r>
         <w:rPr>
@@ -1372,10 +1528,12 @@
     </w:p>
     <w:p>
       <w:pPr>
+        <w:spacing w:before="20" w:after="0" w:line="240" w:lineRule="auto"/>
         <w:tabs>
           <w:tab w:pos="10368" w:val="right"/>
         </w:tabs>
-        <w:spacing w:before="60" w:after="0" w:line="240" w:lineRule="auto"/>
+        <w:snapToGrid w:val="0"/>
+        <w:widowControl w:val="0"/>
       </w:pPr>
       <w:r>
         <w:rPr>
@@ -1399,10 +1557,12 @@
     </w:p>
     <w:p>
       <w:pPr>
+        <w:spacing w:before="0" w:after="0" w:line="240" w:lineRule="auto"/>
         <w:tabs>
           <w:tab w:pos="10368" w:val="right"/>
         </w:tabs>
-        <w:spacing w:before="0" w:after="0" w:line="240" w:lineRule="auto"/>
+        <w:snapToGrid w:val="0"/>
+        <w:widowControl w:val="0"/>
       </w:pPr>
       <w:r>
         <w:rPr>
@@ -1417,7 +1577,9 @@
     <w:p>
       <w:pPr>
         <w:pStyle w:val="ListBullet"/>
-        <w:spacing w:before="0" w:after="0" w:line="240" w:lineRule="auto"/>
+        <w:spacing w:before="0" w:after="0" w:line="260" w:lineRule="exact"/>
+        <w:snapToGrid w:val="0"/>
+        <w:widowControl w:val="0"/>
       </w:pPr>
       <w:r>
         <w:rPr>
@@ -1432,7 +1594,9 @@
     <w:p>
       <w:pPr>
         <w:pStyle w:val="ListBullet"/>
-        <w:spacing w:before="0" w:after="0" w:line="240" w:lineRule="auto"/>
+        <w:spacing w:before="0" w:after="0" w:line="260" w:lineRule="exact"/>
+        <w:snapToGrid w:val="0"/>
+        <w:widowControl w:val="0"/>
       </w:pPr>
       <w:r>
         <w:rPr>
@@ -1447,7 +1611,9 @@
     <w:p>
       <w:pPr>
         <w:pStyle w:val="ListBullet"/>
-        <w:spacing w:before="0" w:after="0" w:line="240" w:lineRule="auto"/>
+        <w:spacing w:before="0" w:after="0" w:line="260" w:lineRule="exact"/>
+        <w:snapToGrid w:val="0"/>
+        <w:widowControl w:val="0"/>
       </w:pPr>
       <w:r>
         <w:rPr>
@@ -1462,7 +1628,9 @@
     <w:p>
       <w:pPr>
         <w:pStyle w:val="ListBullet"/>
-        <w:spacing w:before="0" w:after="0" w:line="240" w:lineRule="auto"/>
+        <w:spacing w:before="0" w:after="0" w:line="260" w:lineRule="exact"/>
+        <w:snapToGrid w:val="0"/>
+        <w:widowControl w:val="0"/>
       </w:pPr>
       <w:r>
         <w:rPr>
@@ -1477,7 +1645,9 @@
     <w:p>
       <w:pPr>
         <w:pStyle w:val="ListBullet"/>
-        <w:spacing w:before="0" w:after="0" w:line="240" w:lineRule="auto"/>
+        <w:spacing w:before="0" w:after="0" w:line="260" w:lineRule="exact"/>
+        <w:snapToGrid w:val="0"/>
+        <w:widowControl w:val="0"/>
       </w:pPr>
       <w:r>
         <w:rPr>
@@ -1491,7 +1661,9 @@
     </w:p>
     <w:p>
       <w:pPr>
-        <w:spacing w:before="160" w:after="20" w:line="240" w:lineRule="auto"/>
+        <w:spacing w:before="80" w:after="20" w:line="240" w:lineRule="auto"/>
+        <w:snapToGrid w:val="0"/>
+        <w:widowControl w:val="0"/>
         <w:pBdr>
           <w:bottom w:val="single" w:sz="8" w:space="1" w:color="1C1F24"/>
         </w:pBdr>
@@ -1509,6 +1681,8 @@
     <w:p>
       <w:pPr>
         <w:spacing w:before="0" w:after="0" w:line="240" w:lineRule="auto"/>
+        <w:snapToGrid w:val="0"/>
+        <w:widowControl w:val="0"/>
       </w:pPr>
       <w:r>
         <w:rPr>
@@ -1523,6 +1697,8 @@
     <w:p>
       <w:pPr>
         <w:spacing w:before="0" w:after="40" w:line="240" w:lineRule="auto"/>
+        <w:snapToGrid w:val="0"/>
+        <w:widowControl w:val="0"/>
       </w:pPr>
       <w:r>
         <w:rPr>
@@ -1538,7 +1714,6 @@
       <w:pgSz w:w="12240" w:h="15840"/>
       <w:pgMar w:top="720" w:right="936" w:bottom="648" w:left="936" w:header="432" w:footer="432" w:gutter="0"/>
       <w:cols w:space="720"/>
-      <w:docGrid w:linePitch="360"/>
     </w:sectPr>
   </w:body>
 </w:document>
@@ -1704,7 +1879,7 @@
       <w:start w:val="1"/>
       <w:numFmt w:val="bullet"/>
       <w:pStyle w:val="ListBullet"/>
-      <w:lvlText w:val=""/>
+      <w:lvlText w:val="•"/>
       <w:lvlJc w:val="left"/>
       <w:pPr>
         <w:tabs>
@@ -1713,7 +1888,9 @@
         <w:ind w:left="360" w:hanging="360"/>
       </w:pPr>
       <w:rPr>
-        <w:rFonts w:ascii="Symbol" w:hAnsi="Symbol" w:hint="default"/>
+        <w:rFonts w:ascii="Calibri" w:hAnsi="Calibri" w:hint="default" w:cs="Calibri"/>
+        <w:sz w:val="21"/>
+        <w:szCs w:val="21"/>
       </w:rPr>
     </w:lvl>
   </w:abstractNum>
@@ -1760,7 +1937,7 @@
     </w:rPrDefault>
     <w:pPrDefault>
       <w:pPr>
-        <w:spacing w:after="200" w:line="276" w:lineRule="auto"/>
+        <w:spacing w:after="0" w:line="240" w:lineRule="auto" w:before="0"/>
       </w:pPr>
     </w:pPrDefault>
   </w:docDefaults>
@@ -1912,6 +2089,9 @@
       <w:color w:val="1C1F24"/>
       <w:sz w:val="22"/>
     </w:rPr>
+    <w:pPr>
+      <w:spacing w:before="0" w:after="0" w:line="240" w:lineRule="auto"/>
+    </w:pPr>
   </w:style>
   <w:style w:type="paragraph" w:styleId="Header">
     <w:name w:val="header"/>

--- a/benjamin-roedell-resume.docx
+++ b/benjamin-roedell-resume.docx
@@ -180,7 +180,7 @@
           <w:color w:val="1C1F24"/>
           <w:sz w:val="22"/>
         </w:rPr>
-        <w:t>I raise delivery quality through automation and advocate for simple, maintainable architecture. I promote AI tools and services that improve products and productivity, and I keep the coding and delivery practices that make those tools effective.</w:t>
+        <w:t>I raise delivery quality through automation and advocate for simple, maintainable architecture. I promote AI tools and services, including Cursor and Cursor Agents, that improve products and productivity, and I keep the coding and delivery practices that make those tools effective.</w:t>
       </w:r>
     </w:p>
     <w:p>
@@ -338,7 +338,7 @@
           <w:color w:val="1C1F24"/>
           <w:sz w:val="22"/>
         </w:rPr>
-        <w:t>Java · Gradle · C# · AspNetCore · Redis · JavaScript · TypeScript · Angular · React · Playwright · Powershell · JUnit5 · SQL · Docker · Kubernetes · AWS/Azure · CloudFormation · NestJS · RabbitMQ · MongoDB · Snyk · OAuth</w:t>
+        <w:t>Java · Gradle · C# · AspNetCore · Redis · JavaScript · TypeScript · Angular · React · Playwright · Cursor · Powershell · JUnit5 · SQL · Snowflake · Docker · Kubernetes · AWS/Azure · Datadog · CloudFormation · NestJS · RabbitMQ · MongoDB · Snyk · OAuth</w:t>
       </w:r>
     </w:p>
     <w:p>
@@ -439,7 +439,7 @@
           <w:color w:val="1C1F24"/>
           <w:sz w:val="21"/>
         </w:rPr>
-        <w:t>Enable cloud-based development environments so AI tools are not limited to a single local machine, letting the team work on multiple tasks without slowing those machines</w:t>
+        <w:t>Enable cloud-based development environments so Cursor and Cursor Agents are not limited to a single local machine, letting the team work on multiple tasks without slowing those machines</w:t>
       </w:r>
     </w:p>
     <w:p>
@@ -558,6 +558,23 @@
           <w:color w:val="1C1F24"/>
           <w:sz w:val="21"/>
         </w:rPr>
+        <w:t>Initially integrate Neo and Concierge AI with Datadog Real User Monitoring (RUM)</w:t>
+      </w:r>
+    </w:p>
+    <w:p>
+      <w:pPr>
+        <w:pStyle w:val="ListBullet"/>
+        <w:spacing w:before="0" w:after="0" w:line="260" w:lineRule="exact"/>
+        <w:snapToGrid w:val="0"/>
+        <w:widowControl w:val="0"/>
+      </w:pPr>
+      <w:r>
+        <w:rPr>
+          <w:rFonts w:ascii="Calibri" w:hAnsi="Calibri" w:cs="Calibri"/>
+          <w:b w:val="0"/>
+          <w:color w:val="1C1F24"/>
+          <w:sz w:val="21"/>
+        </w:rPr>
         <w:t>Partner with the Cloud team on production ownership, with a clear split between prod and non-prod and explicit access controls</w:t>
       </w:r>
     </w:p>
@@ -575,7 +592,7 @@
           <w:color w:val="1C1F24"/>
           <w:sz w:val="21"/>
         </w:rPr>
-        <w:t>Support Multi-Location Reporting, Enterprise Solutions, and products including CAKE, MenuPad, and Concierge</w:t>
+        <w:t>Integrate Multi-Location Reporting with Snowflake, and support Enterprise Solutions, CAKE, MenuPad, and Concierge</w:t>
       </w:r>
     </w:p>
     <w:p>

--- a/benjamin-roedell-resume.docx
+++ b/benjamin-roedell-resume.docx
@@ -1146,7 +1146,7 @@
           <w:color w:val="1C1F24"/>
           <w:sz w:val="22"/>
         </w:rPr>
-        <w:t>Senior Software Developer</w:t>
+        <w:t>Senior Software Developer, Applicant Insight, New Port Richey, FL</w:t>
       </w:r>
       <w:r>
         <w:rPr>
@@ -1175,7 +1175,7 @@
           <w:color w:val="1C1F24"/>
           <w:sz w:val="21"/>
         </w:rPr>
-        <w:t>Applicant Insight / NoMoreForms, New Port Richey, FL · Background Investigation and Applicant Processing</w:t>
+        <w:t>Background Investigation and Applicant Processing</w:t>
       </w:r>
     </w:p>
     <w:p>
